--- a/doc/詞/宋朝/李清照/李清照-如夢令·常記溪亭日暮.docx
+++ b/doc/詞/宋朝/李清照/李清照-如夢令·常記溪亭日暮.docx
@@ -1,6 +1,6 @@
 
 <file path=word/document.xml><?xml version="1.0" encoding="utf-8"?>
-<w:document xmlns:wpc="http://schemas.microsoft.com/office/word/2010/wordprocessingCanvas" xmlns:cx="http://schemas.microsoft.com/office/drawing/2014/chartex" xmlns:cx1="http://schemas.microsoft.com/office/drawing/2015/9/8/chartex" xmlns:cx2="http://schemas.microsoft.com/office/drawing/2015/10/21/chartex" xmlns:cx3="http://schemas.microsoft.com/office/drawing/2016/5/9/chartex" xmlns:cx4="http://schemas.microsoft.com/office/drawing/2016/5/10/chartex" xmlns:cx5="http://schemas.microsoft.com/office/drawing/2016/5/11/chartex" xmlns:cx6="http://schemas.microsoft.com/office/drawing/2016/5/12/chartex" xmlns:cx7="http://schemas.microsoft.com/office/drawing/2016/5/13/chartex" xmlns:cx8="http://schemas.microsoft.com/office/drawing/2016/5/14/chartex" xmlns:mc="http://schemas.openxmlformats.org/markup-compatibility/2006" xmlns:aink="http://schemas.microsoft.com/office/drawing/2016/ink" xmlns:am3d="http://schemas.microsoft.com/office/drawing/2017/model3d" xmlns:o="urn:schemas-microsoft-com:office:office" xmlns:oel="http://schemas.microsoft.com/office/2019/extlst" xmlns:r="http://schemas.openxmlformats.org/officeDocument/2006/relationships" xmlns:m="http://schemas.openxmlformats.org/officeDocument/2006/math" xmlns:v="urn:schemas-microsoft-com:vml" xmlns:wp14="http://schemas.microsoft.com/office/word/2010/wordprocessingDrawing" xmlns:wp="http://schemas.openxmlformats.org/drawingml/2006/wordprocessingDrawing" xmlns:w10="urn:schemas-microsoft-com:office:word" xmlns:w="http://schemas.openxmlformats.org/wordprocessingml/2006/main" xmlns:w14="http://schemas.microsoft.com/office/word/2010/wordml" xmlns:w15="http://schemas.microsoft.com/office/word/2012/wordml" xmlns:w16cex="http://schemas.microsoft.com/office/word/2018/wordml/cex" xmlns:w16cid="http://schemas.microsoft.com/office/word/2016/wordml/cid" xmlns:w16="http://schemas.microsoft.com/office/word/2018/wordml" xmlns:w16du="http://schemas.microsoft.com/office/word/2023/wordml/word16du" xmlns:w16sdtdh="http://schemas.microsoft.com/office/word/2020/wordml/sdtdatahash" xmlns:w16se="http://schemas.microsoft.com/office/word/2015/wordml/symex" xmlns:wpg="http://schemas.microsoft.com/office/word/2010/wordprocessingGroup" xmlns:wpi="http://schemas.microsoft.com/office/word/2010/wordprocessingInk" xmlns:wne="http://schemas.microsoft.com/office/word/2006/wordml" xmlns:wps="http://schemas.microsoft.com/office/word/2010/wordprocessingShape" mc:Ignorable="w14 w15 w16se w16cid w16 w16cex w16sdtdh wp14">
+<w:document xmlns:wpc="http://schemas.microsoft.com/office/word/2010/wordprocessingCanvas" xmlns:cx="http://schemas.microsoft.com/office/drawing/2014/chartex" xmlns:cx1="http://schemas.microsoft.com/office/drawing/2015/9/8/chartex" xmlns:cx2="http://schemas.microsoft.com/office/drawing/2015/10/21/chartex" xmlns:cx3="http://schemas.microsoft.com/office/drawing/2016/5/9/chartex" xmlns:cx4="http://schemas.microsoft.com/office/drawing/2016/5/10/chartex" xmlns:cx5="http://schemas.microsoft.com/office/drawing/2016/5/11/chartex" xmlns:cx6="http://schemas.microsoft.com/office/drawing/2016/5/12/chartex" xmlns:cx7="http://schemas.microsoft.com/office/drawing/2016/5/13/chartex" xmlns:cx8="http://schemas.microsoft.com/office/drawing/2016/5/14/chartex" xmlns:mc="http://schemas.openxmlformats.org/markup-compatibility/2006" xmlns:aink="http://schemas.microsoft.com/office/drawing/2016/ink" xmlns:am3d="http://schemas.microsoft.com/office/drawing/2017/model3d" xmlns:o="urn:schemas-microsoft-com:office:office" xmlns:r="http://schemas.openxmlformats.org/officeDocument/2006/relationships" xmlns:m="http://schemas.openxmlformats.org/officeDocument/2006/math" xmlns:v="urn:schemas-microsoft-com:vml" xmlns:wp14="http://schemas.microsoft.com/office/word/2010/wordprocessingDrawing" xmlns:wp="http://schemas.openxmlformats.org/drawingml/2006/wordprocessingDrawing" xmlns:w10="urn:schemas-microsoft-com:office:word" xmlns:w="http://schemas.openxmlformats.org/wordprocessingml/2006/main" xmlns:w14="http://schemas.microsoft.com/office/word/2010/wordml" xmlns:w15="http://schemas.microsoft.com/office/word/2012/wordml" xmlns:w16cex="http://schemas.microsoft.com/office/word/2018/wordml/cex" xmlns:w16cid="http://schemas.microsoft.com/office/word/2016/wordml/cid" xmlns:w16="http://schemas.microsoft.com/office/word/2018/wordml" xmlns:w16sdtdh="http://schemas.microsoft.com/office/word/2020/wordml/sdtdatahash" xmlns:w16se="http://schemas.microsoft.com/office/word/2015/wordml/symex" xmlns:wpg="http://schemas.microsoft.com/office/word/2010/wordprocessingGroup" xmlns:wpi="http://schemas.microsoft.com/office/word/2010/wordprocessingInk" xmlns:wne="http://schemas.microsoft.com/office/word/2006/wordml" xmlns:wps="http://schemas.microsoft.com/office/word/2010/wordprocessingShape" mc:Ignorable="w14 w15 w16se w16cid w16 w16cex w16sdtdh wp14">
   <w:body>
     <w:p>
       <w:pPr>
@@ -10,6 +10,42 @@
           <w:sz w:val="52"/>
         </w:rPr>
       </w:pPr>
+      <w:r>
+        <w:rPr>
+          <w:rFonts w:hint="eastAsia"/>
+          <w:kern w:val="0"/>
+          <w:sz w:val="44"/>
+          <w:szCs w:val="44"/>
+        </w:rPr>
+        <w:t>李清照</w:t>
+      </w:r>
+      <w:r>
+        <w:rPr>
+          <w:rFonts w:hint="eastAsia"/>
+          <w:kern w:val="0"/>
+          <w:sz w:val="44"/>
+          <w:szCs w:val="44"/>
+        </w:rPr>
+        <w:t>《</w:t>
+      </w:r>
+      <w:r>
+        <w:rPr>
+          <w:rFonts w:hint="eastAsia"/>
+          <w:kern w:val="0"/>
+          <w:sz w:val="44"/>
+          <w:szCs w:val="44"/>
+        </w:rPr>
+        <w:t>如夢令·常記溪亭日暮</w:t>
+      </w:r>
+      <w:r>
+        <w:rPr>
+          <w:rFonts w:hint="eastAsia"/>
+          <w:kern w:val="0"/>
+          <w:sz w:val="44"/>
+          <w:szCs w:val="44"/>
+        </w:rPr>
+        <w:t>》</w:t>
+      </w:r>
       <w:r>
         <w:rPr>
           <w:rFonts w:hint="eastAsia"/>
@@ -17,7 +53,7 @@
           <w:sz w:val="52"/>
           <w:szCs w:val="52"/>
         </w:rPr>
-        <w:t>李清照</w:t>
+        <w:t xml:space="preserve"> </w:t>
       </w:r>
       <w:r>
         <w:rPr>
@@ -26,33 +62,6 @@
           <w:sz w:val="52"/>
           <w:szCs w:val="52"/>
         </w:rPr>
-        <w:t>《</w:t>
-      </w:r>
-      <w:r>
-        <w:rPr>
-          <w:rFonts w:hint="eastAsia"/>
-          <w:kern w:val="0"/>
-          <w:sz w:val="52"/>
-          <w:szCs w:val="52"/>
-        </w:rPr>
-        <w:t>如夢令·常記溪亭日暮</w:t>
-      </w:r>
-      <w:r>
-        <w:rPr>
-          <w:rFonts w:hint="eastAsia"/>
-          <w:kern w:val="0"/>
-          <w:sz w:val="52"/>
-          <w:szCs w:val="52"/>
-        </w:rPr>
-        <w:t>》</w:t>
-      </w:r>
-      <w:r>
-        <w:rPr>
-          <w:rFonts w:hint="eastAsia"/>
-          <w:kern w:val="0"/>
-          <w:sz w:val="52"/>
-          <w:szCs w:val="52"/>
-        </w:rPr>
         <w:t xml:space="preserve"> </w:t>
       </w:r>
       <w:r>
@@ -60,13 +69,6 @@
           <w:sz w:val="32"/>
         </w:rPr>
         <w:t>姓名：</w:t>
-      </w:r>
-      <w:r>
-        <w:rPr>
-          <w:sz w:val="42"/>
-          <w:vertAlign w:val="subscript"/>
-        </w:rPr>
-        <w:t xml:space="preserve"> </w:t>
       </w:r>
     </w:p>
     <w:p>
@@ -79,7 +81,6 @@
           <w:szCs w:val="32"/>
         </w:rPr>
       </w:pPr>
-      <w:proofErr w:type="gramStart"/>
       <w:r>
         <w:rPr>
           <w:rFonts w:hint="eastAsia"/>
@@ -87,9 +88,9 @@
           <w:sz w:val="32"/>
           <w:szCs w:val="32"/>
         </w:rPr>
-        <w:t>常記溪亭</w:t>
-      </w:r>
-      <w:proofErr w:type="gramEnd"/>
+        <w:t>常記溪亭日暮，沉醉不知歸路。</w:t>
+      </w:r>
+      <w:proofErr w:type="gramStart"/>
       <w:r>
         <w:rPr>
           <w:rFonts w:hint="eastAsia"/>
@@ -97,9 +98,9 @@
           <w:sz w:val="32"/>
           <w:szCs w:val="32"/>
         </w:rPr>
-        <w:t>日暮，沉醉不知歸路。</w:t>
-      </w:r>
-      <w:proofErr w:type="gramStart"/>
+        <w:t>興盡晚回舟</w:t>
+      </w:r>
+      <w:proofErr w:type="gramEnd"/>
       <w:r>
         <w:rPr>
           <w:rFonts w:hint="eastAsia"/>
@@ -107,9 +108,9 @@
           <w:sz w:val="32"/>
           <w:szCs w:val="32"/>
         </w:rPr>
-        <w:t>興盡晚回舟</w:t>
-      </w:r>
-      <w:proofErr w:type="gramEnd"/>
+        <w:t>，誤</w:t>
+      </w:r>
+      <w:proofErr w:type="gramStart"/>
       <w:r>
         <w:rPr>
           <w:rFonts w:hint="eastAsia"/>
@@ -117,9 +118,9 @@
           <w:sz w:val="32"/>
           <w:szCs w:val="32"/>
         </w:rPr>
-        <w:t>，誤</w:t>
-      </w:r>
-      <w:proofErr w:type="gramStart"/>
+        <w:t>入藕花</w:t>
+      </w:r>
+      <w:proofErr w:type="gramEnd"/>
       <w:r>
         <w:rPr>
           <w:rFonts w:hint="eastAsia"/>
@@ -127,30 +128,30 @@
           <w:sz w:val="32"/>
           <w:szCs w:val="32"/>
         </w:rPr>
-        <w:t>入藕花</w:t>
-      </w:r>
-      <w:proofErr w:type="gramEnd"/>
-      <w:r>
-        <w:rPr>
-          <w:rFonts w:hint="eastAsia"/>
+        <w:t>深處。</w:t>
+      </w:r>
+    </w:p>
+    <w:p>
+      <w:pPr>
+        <w:spacing w:after="0" w:line="440" w:lineRule="exact"/>
+        <w:ind w:left="0" w:right="0" w:firstLine="0"/>
+        <w:rPr>
           <w:color w:val="0F0F0F"/>
           <w:sz w:val="32"/>
           <w:szCs w:val="32"/>
         </w:rPr>
-        <w:t>深處。</w:t>
-      </w:r>
-    </w:p>
-    <w:p>
-      <w:pPr>
-        <w:spacing w:after="0" w:line="440" w:lineRule="exact"/>
-        <w:ind w:left="0" w:right="0" w:firstLine="0"/>
-        <w:rPr>
+      </w:pPr>
+      <w:proofErr w:type="gramStart"/>
+      <w:r>
+        <w:rPr>
+          <w:rFonts w:hint="eastAsia"/>
           <w:color w:val="0F0F0F"/>
           <w:sz w:val="32"/>
           <w:szCs w:val="32"/>
         </w:rPr>
-      </w:pPr>
-      <w:proofErr w:type="gramStart"/>
+        <w:t>爭渡，爭渡</w:t>
+      </w:r>
+      <w:proofErr w:type="gramEnd"/>
       <w:r>
         <w:rPr>
           <w:rFonts w:hint="eastAsia"/>
@@ -158,9 +159,9 @@
           <w:sz w:val="32"/>
           <w:szCs w:val="32"/>
         </w:rPr>
-        <w:t>爭渡，爭渡</w:t>
-      </w:r>
-      <w:proofErr w:type="gramEnd"/>
+        <w:t>，驚起一灘鷗</w:t>
+      </w:r>
+      <w:proofErr w:type="gramStart"/>
       <w:r>
         <w:rPr>
           <w:rFonts w:hint="eastAsia"/>
@@ -168,9 +169,9 @@
           <w:sz w:val="32"/>
           <w:szCs w:val="32"/>
         </w:rPr>
-        <w:t>，驚起一灘鷗</w:t>
-      </w:r>
-      <w:proofErr w:type="gramStart"/>
+        <w:t>鷺</w:t>
+      </w:r>
+      <w:proofErr w:type="gramEnd"/>
       <w:r>
         <w:rPr>
           <w:rFonts w:hint="eastAsia"/>
@@ -178,16 +179,6 @@
           <w:sz w:val="32"/>
           <w:szCs w:val="32"/>
         </w:rPr>
-        <w:t>鷺</w:t>
-      </w:r>
-      <w:proofErr w:type="gramEnd"/>
-      <w:r>
-        <w:rPr>
-          <w:rFonts w:hint="eastAsia"/>
-          <w:color w:val="0F0F0F"/>
-          <w:sz w:val="32"/>
-          <w:szCs w:val="32"/>
-        </w:rPr>
         <w:t>。</w:t>
       </w:r>
     </w:p>
@@ -207,7 +198,7 @@
     </w:p>
     <w:p>
       <w:pPr>
-        <w:spacing w:after="0" w:line="400" w:lineRule="exact"/>
+        <w:spacing w:after="0" w:line="440" w:lineRule="exact"/>
         <w:ind w:left="0" w:right="0" w:firstLine="0"/>
         <w:rPr>
           <w:szCs w:val="28"/>
@@ -279,7 +270,7 @@
     </w:p>
     <w:p>
       <w:pPr>
-        <w:spacing w:after="0" w:line="400" w:lineRule="exact"/>
+        <w:spacing w:after="0" w:line="440" w:lineRule="exact"/>
         <w:ind w:left="0" w:right="0" w:firstLine="0"/>
         <w:rPr>
           <w:szCs w:val="28"/>
@@ -304,7 +295,7 @@
     </w:p>
     <w:p>
       <w:pPr>
-        <w:spacing w:after="0" w:line="400" w:lineRule="exact"/>
+        <w:spacing w:after="0" w:line="440" w:lineRule="exact"/>
         <w:ind w:left="0" w:right="0" w:firstLine="0"/>
         <w:rPr>
           <w:szCs w:val="28"/>
@@ -382,11 +373,10 @@
     </w:p>
     <w:p>
       <w:pPr>
-        <w:spacing w:beforeLines="50" w:before="120" w:after="0" w:line="440" w:lineRule="exact"/>
+        <w:spacing w:after="0" w:line="440" w:lineRule="exact"/>
         <w:ind w:left="0" w:right="0" w:firstLine="0"/>
         <w:rPr>
-          <w:sz w:val="32"/>
-          <w:szCs w:val="32"/>
+          <w:szCs w:val="28"/>
         </w:rPr>
       </w:pPr>
       <w:r>
@@ -395,7 +385,7 @@
           <w:szCs w:val="32"/>
           <w:bdr w:val="single" w:sz="4" w:space="0" w:color="auto"/>
         </w:rPr>
-        <w:t>注釋</w:t>
+        <w:t>語譯</w:t>
       </w:r>
     </w:p>
     <w:p>
@@ -403,18 +393,295 @@
         <w:pStyle w:val="aa"/>
         <w:numPr>
           <w:ilvl w:val="0"/>
-          <w:numId w:val="18"/>
+          <w:numId w:val="45"/>
         </w:numPr>
         <w:spacing w:after="0" w:line="440" w:lineRule="exact"/>
-        <w:ind w:leftChars="0" w:right="0"/>
+        <w:ind w:leftChars="0" w:left="284" w:right="0" w:hanging="284"/>
         <w:rPr>
           <w:color w:val="0F0F0F"/>
           <w:szCs w:val="28"/>
+        </w:rPr>
+      </w:pPr>
+      <w:r>
+        <w:rPr>
+          <w:rFonts w:hint="eastAsia"/>
+          <w:color w:val="0F0F0F"/>
+          <w:szCs w:val="28"/>
+        </w:rPr>
+        <w:t>常記：時常記起。</w:t>
+      </w:r>
+    </w:p>
+    <w:p>
+      <w:pPr>
+        <w:pStyle w:val="aa"/>
+        <w:numPr>
+          <w:ilvl w:val="0"/>
+          <w:numId w:val="45"/>
+        </w:numPr>
+        <w:spacing w:after="0" w:line="400" w:lineRule="exact"/>
+        <w:ind w:leftChars="0" w:left="284" w:right="0" w:hanging="284"/>
+        <w:rPr>
+          <w:color w:val="0F0F0F"/>
+          <w:szCs w:val="28"/>
+        </w:rPr>
+      </w:pPr>
+      <w:r>
+        <w:rPr>
+          <w:rFonts w:hint="eastAsia"/>
+          <w:color w:val="0F0F0F"/>
+          <w:szCs w:val="28"/>
+        </w:rPr>
+        <w:t>溪亭：臨水的亭台。</w:t>
+      </w:r>
+    </w:p>
+    <w:p>
+      <w:pPr>
+        <w:pStyle w:val="aa"/>
+        <w:numPr>
+          <w:ilvl w:val="0"/>
+          <w:numId w:val="45"/>
+        </w:numPr>
+        <w:spacing w:after="0" w:line="400" w:lineRule="exact"/>
+        <w:ind w:leftChars="0" w:left="284" w:right="0" w:hanging="284"/>
+        <w:rPr>
+          <w:color w:val="0F0F0F"/>
+          <w:szCs w:val="28"/>
+        </w:rPr>
+      </w:pPr>
+      <w:r>
+        <w:rPr>
+          <w:rFonts w:hint="eastAsia"/>
+          <w:color w:val="0F0F0F"/>
+          <w:szCs w:val="28"/>
+        </w:rPr>
+        <w:t>日暮：黃昏時候。</w:t>
+      </w:r>
+    </w:p>
+    <w:p>
+      <w:pPr>
+        <w:pStyle w:val="aa"/>
+        <w:numPr>
+          <w:ilvl w:val="0"/>
+          <w:numId w:val="45"/>
+        </w:numPr>
+        <w:spacing w:after="0" w:line="400" w:lineRule="exact"/>
+        <w:ind w:leftChars="0" w:left="284" w:right="0" w:hanging="284"/>
+        <w:rPr>
+          <w:color w:val="0F0F0F"/>
+          <w:szCs w:val="28"/>
+        </w:rPr>
+      </w:pPr>
+      <w:r>
+        <w:rPr>
+          <w:rFonts w:hint="eastAsia"/>
+          <w:color w:val="0F0F0F"/>
+          <w:szCs w:val="28"/>
+        </w:rPr>
+        <w:t>沉醉：比喻</w:t>
+      </w:r>
+      <w:proofErr w:type="gramStart"/>
+      <w:r>
+        <w:rPr>
+          <w:rFonts w:hint="eastAsia"/>
+          <w:color w:val="0F0F0F"/>
+          <w:szCs w:val="28"/>
+        </w:rPr>
+        <w:t>沉</w:t>
+      </w:r>
+      <w:proofErr w:type="gramEnd"/>
+      <w:r>
+        <w:rPr>
+          <w:rFonts w:hint="eastAsia"/>
+          <w:color w:val="0F0F0F"/>
+          <w:szCs w:val="28"/>
+        </w:rPr>
+        <w:t>浸在某事物或某境界中。</w:t>
+      </w:r>
+    </w:p>
+    <w:p>
+      <w:pPr>
+        <w:pStyle w:val="aa"/>
+        <w:numPr>
+          <w:ilvl w:val="0"/>
+          <w:numId w:val="45"/>
+        </w:numPr>
+        <w:spacing w:after="0" w:line="400" w:lineRule="exact"/>
+        <w:ind w:leftChars="0" w:left="284" w:right="0" w:hanging="284"/>
+        <w:rPr>
+          <w:color w:val="0F0F0F"/>
+          <w:szCs w:val="28"/>
+        </w:rPr>
+      </w:pPr>
+      <w:r>
+        <w:rPr>
+          <w:rFonts w:hint="eastAsia"/>
+          <w:color w:val="0F0F0F"/>
+          <w:szCs w:val="28"/>
+        </w:rPr>
+        <w:t>晚：意思是天黑路暗了。</w:t>
+      </w:r>
+    </w:p>
+    <w:p>
+      <w:pPr>
+        <w:pStyle w:val="aa"/>
+        <w:numPr>
+          <w:ilvl w:val="0"/>
+          <w:numId w:val="45"/>
+        </w:numPr>
+        <w:spacing w:after="0" w:line="400" w:lineRule="exact"/>
+        <w:ind w:leftChars="0" w:left="284" w:right="0" w:hanging="284"/>
+        <w:rPr>
+          <w:color w:val="0F0F0F"/>
+          <w:szCs w:val="28"/>
+        </w:rPr>
+      </w:pPr>
+      <w:proofErr w:type="gramStart"/>
+      <w:r>
+        <w:rPr>
+          <w:rFonts w:hint="eastAsia"/>
+          <w:color w:val="0F0F0F"/>
+          <w:szCs w:val="28"/>
+        </w:rPr>
+        <w:t>藕花</w:t>
+      </w:r>
+      <w:proofErr w:type="gramEnd"/>
+      <w:r>
+        <w:rPr>
+          <w:rFonts w:hint="eastAsia"/>
+          <w:color w:val="0F0F0F"/>
+          <w:szCs w:val="28"/>
+        </w:rPr>
+        <w:t>：荷花。</w:t>
+      </w:r>
+    </w:p>
+    <w:p>
+      <w:pPr>
+        <w:pStyle w:val="aa"/>
+        <w:numPr>
+          <w:ilvl w:val="0"/>
+          <w:numId w:val="45"/>
+        </w:numPr>
+        <w:spacing w:after="0" w:line="400" w:lineRule="exact"/>
+        <w:ind w:leftChars="0" w:left="284" w:right="0" w:hanging="284"/>
+        <w:rPr>
+          <w:color w:val="0F0F0F"/>
+          <w:szCs w:val="28"/>
+        </w:rPr>
+      </w:pPr>
+      <w:proofErr w:type="gramStart"/>
+      <w:r>
+        <w:rPr>
+          <w:rFonts w:hint="eastAsia"/>
+          <w:color w:val="0F0F0F"/>
+          <w:szCs w:val="28"/>
+        </w:rPr>
+        <w:t>爭渡</w:t>
+      </w:r>
+      <w:proofErr w:type="gramEnd"/>
+      <w:r>
+        <w:rPr>
+          <w:rFonts w:hint="eastAsia"/>
+          <w:color w:val="0F0F0F"/>
+          <w:szCs w:val="28"/>
+        </w:rPr>
+        <w:t>：</w:t>
+      </w:r>
+      <w:r>
+        <w:rPr>
+          <w:rFonts w:hint="eastAsia"/>
+          <w:color w:val="0F0F0F"/>
+          <w:szCs w:val="28"/>
+        </w:rPr>
+        <w:t>努力的反</w:t>
+      </w:r>
+      <w:r>
+        <w:rPr>
+          <w:rFonts w:hint="eastAsia"/>
+          <w:color w:val="0F0F0F"/>
+          <w:szCs w:val="28"/>
+        </w:rPr>
+        <w:t>覆划槳</w:t>
+      </w:r>
+      <w:r>
+        <w:rPr>
+          <w:rFonts w:hint="eastAsia"/>
+          <w:color w:val="0F0F0F"/>
+          <w:szCs w:val="28"/>
+        </w:rPr>
+        <w:t>渡河</w:t>
+      </w:r>
+      <w:r>
+        <w:rPr>
+          <w:rFonts w:hint="eastAsia"/>
+          <w:color w:val="0F0F0F"/>
+          <w:szCs w:val="28"/>
+        </w:rPr>
+        <w:t>。</w:t>
+      </w:r>
+    </w:p>
+    <w:p>
+      <w:pPr>
+        <w:pStyle w:val="aa"/>
+        <w:numPr>
+          <w:ilvl w:val="0"/>
+          <w:numId w:val="45"/>
+        </w:numPr>
+        <w:spacing w:after="0" w:line="400" w:lineRule="exact"/>
+        <w:ind w:leftChars="0" w:left="284" w:right="0" w:hanging="284"/>
+        <w:rPr>
+          <w:color w:val="0F0F0F"/>
+          <w:szCs w:val="28"/>
+        </w:rPr>
+      </w:pPr>
+      <w:r>
+        <w:rPr>
+          <w:rFonts w:hint="eastAsia"/>
+          <w:color w:val="0F0F0F"/>
+          <w:szCs w:val="28"/>
+        </w:rPr>
+        <w:t>鷗</w:t>
+      </w:r>
+      <w:proofErr w:type="gramStart"/>
+      <w:r>
+        <w:rPr>
+          <w:rFonts w:hint="eastAsia"/>
+          <w:color w:val="0F0F0F"/>
+          <w:szCs w:val="28"/>
+        </w:rPr>
+        <w:t>鷺</w:t>
+      </w:r>
+      <w:proofErr w:type="gramEnd"/>
+      <w:r>
+        <w:rPr>
+          <w:rFonts w:hint="eastAsia"/>
+          <w:color w:val="0F0F0F"/>
+          <w:szCs w:val="28"/>
+        </w:rPr>
+        <w:t>：這裡泛指水鳥</w:t>
+      </w:r>
+      <w:r>
+        <w:rPr>
+          <w:rFonts w:hint="eastAsia"/>
+          <w:color w:val="0F0F0F"/>
+          <w:szCs w:val="28"/>
+        </w:rPr>
+        <w:t>。</w:t>
+      </w:r>
+    </w:p>
+    <w:p>
+      <w:pPr>
+        <w:spacing w:beforeLines="100" w:before="240" w:after="0" w:line="400" w:lineRule="exact"/>
+        <w:ind w:left="-6" w:right="0" w:hanging="11"/>
+        <w:rPr>
+          <w:sz w:val="32"/>
+          <w:szCs w:val="32"/>
+          <w:bdr w:val="single" w:sz="4" w:space="0" w:color="auto"/>
         </w:rPr>
         <w:sectPr>
           <w:footerReference w:type="default" r:id="rId8"/>
+          <w:type w:val="continuous"/>
           <w:pgSz w:w="11906" w:h="16838"/>
-          <w:pgMar w:top="567" w:right="567" w:bottom="567" w:left="567" w:header="0" w:footer="0" w:gutter="0"/>
+          <w:pgMar w:top="851" w:right="851" w:bottom="851" w:left="851" w:header="0" w:footer="0" w:gutter="0"/>
           <w:cols w:space="720"/>
           <w:docGrid w:linePitch="381"/>
         </w:sectPr>
@@ -422,547 +689,108 @@
     </w:p>
     <w:p>
       <w:pPr>
-        <w:pStyle w:val="aa"/>
-        <w:numPr>
-          <w:ilvl w:val="0"/>
-          <w:numId w:val="18"/>
-        </w:numPr>
-        <w:spacing w:after="0" w:line="400" w:lineRule="exact"/>
-        <w:ind w:leftChars="0" w:left="482" w:right="0" w:hanging="482"/>
-        <w:rPr>
-          <w:color w:val="0F0F0F"/>
-          <w:szCs w:val="28"/>
-        </w:rPr>
-      </w:pPr>
-      <w:proofErr w:type="gramStart"/>
-      <w:r>
-        <w:rPr>
-          <w:rFonts w:hint="eastAsia"/>
-          <w:color w:val="0F0F0F"/>
-          <w:szCs w:val="28"/>
-        </w:rPr>
-        <w:t>常記</w:t>
-      </w:r>
-      <w:proofErr w:type="gramEnd"/>
-      <w:r>
-        <w:rPr>
-          <w:rFonts w:hint="eastAsia"/>
-          <w:color w:val="0F0F0F"/>
-          <w:szCs w:val="28"/>
-        </w:rPr>
-        <w:t>：時常記起。“難忘”的意思。</w:t>
-      </w:r>
-    </w:p>
-    <w:p>
-      <w:pPr>
-        <w:pStyle w:val="aa"/>
-        <w:numPr>
-          <w:ilvl w:val="0"/>
-          <w:numId w:val="18"/>
-        </w:numPr>
-        <w:spacing w:after="0" w:line="400" w:lineRule="exact"/>
-        <w:ind w:leftChars="0" w:left="482" w:right="0" w:hanging="482"/>
-        <w:rPr>
-          <w:color w:val="0F0F0F"/>
-          <w:szCs w:val="28"/>
-        </w:rPr>
-      </w:pPr>
-      <w:r>
-        <w:rPr>
-          <w:rFonts w:hint="eastAsia"/>
-          <w:color w:val="0F0F0F"/>
-          <w:szCs w:val="28"/>
-        </w:rPr>
-        <w:t>溪亭：臨水的亭台。</w:t>
-      </w:r>
-    </w:p>
-    <w:p>
-      <w:pPr>
-        <w:pStyle w:val="aa"/>
-        <w:numPr>
-          <w:ilvl w:val="0"/>
-          <w:numId w:val="18"/>
-        </w:numPr>
-        <w:spacing w:after="0" w:line="400" w:lineRule="exact"/>
-        <w:ind w:leftChars="0" w:left="482" w:right="0" w:hanging="482"/>
-        <w:rPr>
-          <w:color w:val="0F0F0F"/>
-          <w:szCs w:val="28"/>
-        </w:rPr>
-      </w:pPr>
-      <w:r>
-        <w:rPr>
-          <w:rFonts w:hint="eastAsia"/>
-          <w:color w:val="0F0F0F"/>
-          <w:szCs w:val="28"/>
-        </w:rPr>
-        <w:t>日暮：黃昏時候。</w:t>
-      </w:r>
-    </w:p>
-    <w:p>
-      <w:pPr>
-        <w:pStyle w:val="aa"/>
-        <w:numPr>
-          <w:ilvl w:val="0"/>
-          <w:numId w:val="18"/>
-        </w:numPr>
-        <w:spacing w:after="0" w:line="400" w:lineRule="exact"/>
-        <w:ind w:leftChars="0" w:left="482" w:right="0" w:hanging="482"/>
-        <w:rPr>
-          <w:color w:val="0F0F0F"/>
-          <w:szCs w:val="28"/>
-        </w:rPr>
-      </w:pPr>
-      <w:r>
-        <w:rPr>
-          <w:rFonts w:hint="eastAsia"/>
-          <w:color w:val="0F0F0F"/>
-          <w:szCs w:val="28"/>
-        </w:rPr>
-        <w:t>沉醉：比喻</w:t>
-      </w:r>
-      <w:proofErr w:type="gramStart"/>
-      <w:r>
-        <w:rPr>
-          <w:rFonts w:hint="eastAsia"/>
-          <w:color w:val="0F0F0F"/>
-          <w:szCs w:val="28"/>
-        </w:rPr>
-        <w:t>沉</w:t>
-      </w:r>
-      <w:proofErr w:type="gramEnd"/>
-      <w:r>
-        <w:rPr>
-          <w:rFonts w:hint="eastAsia"/>
-          <w:color w:val="0F0F0F"/>
-          <w:szCs w:val="28"/>
-        </w:rPr>
-        <w:t>浸在某事物或某境界中。</w:t>
-      </w:r>
-    </w:p>
-    <w:p>
-      <w:pPr>
-        <w:pStyle w:val="aa"/>
-        <w:numPr>
-          <w:ilvl w:val="0"/>
-          <w:numId w:val="18"/>
-        </w:numPr>
-        <w:spacing w:after="0" w:line="400" w:lineRule="exact"/>
-        <w:ind w:leftChars="0" w:left="482" w:right="0" w:hanging="482"/>
-        <w:rPr>
-          <w:color w:val="0F0F0F"/>
-          <w:szCs w:val="28"/>
-        </w:rPr>
-      </w:pPr>
-      <w:proofErr w:type="gramStart"/>
-      <w:r>
-        <w:rPr>
-          <w:rFonts w:hint="eastAsia"/>
-          <w:color w:val="0F0F0F"/>
-          <w:szCs w:val="28"/>
-        </w:rPr>
-        <w:t>興盡</w:t>
-      </w:r>
-      <w:proofErr w:type="gramEnd"/>
-      <w:r>
-        <w:rPr>
-          <w:rFonts w:hint="eastAsia"/>
-          <w:color w:val="0F0F0F"/>
-          <w:szCs w:val="28"/>
-        </w:rPr>
-        <w:t>：盡了興致。</w:t>
-      </w:r>
-    </w:p>
-    <w:p>
-      <w:pPr>
-        <w:pStyle w:val="aa"/>
-        <w:numPr>
-          <w:ilvl w:val="0"/>
-          <w:numId w:val="18"/>
-        </w:numPr>
-        <w:spacing w:after="0" w:line="400" w:lineRule="exact"/>
-        <w:ind w:leftChars="0" w:left="482" w:right="0" w:hanging="482"/>
-        <w:rPr>
-          <w:color w:val="0F0F0F"/>
-          <w:szCs w:val="28"/>
-        </w:rPr>
-      </w:pPr>
-      <w:r>
-        <w:rPr>
-          <w:rFonts w:hint="eastAsia"/>
-          <w:color w:val="0F0F0F"/>
-          <w:szCs w:val="28"/>
-        </w:rPr>
-        <w:t>晚：意思是天黑路暗了。</w:t>
-      </w:r>
-    </w:p>
-    <w:p>
-      <w:pPr>
-        <w:pStyle w:val="aa"/>
-        <w:numPr>
-          <w:ilvl w:val="0"/>
-          <w:numId w:val="18"/>
-        </w:numPr>
-        <w:spacing w:after="0" w:line="400" w:lineRule="exact"/>
-        <w:ind w:leftChars="0" w:left="482" w:right="0" w:hanging="482"/>
-        <w:rPr>
-          <w:color w:val="0F0F0F"/>
-          <w:szCs w:val="28"/>
-        </w:rPr>
-      </w:pPr>
-      <w:proofErr w:type="gramStart"/>
-      <w:r>
-        <w:rPr>
-          <w:rFonts w:hint="eastAsia"/>
-          <w:color w:val="0F0F0F"/>
-          <w:szCs w:val="28"/>
-        </w:rPr>
-        <w:t>回舟</w:t>
-      </w:r>
-      <w:proofErr w:type="gramEnd"/>
-      <w:r>
-        <w:rPr>
-          <w:rFonts w:hint="eastAsia"/>
-          <w:color w:val="0F0F0F"/>
-          <w:szCs w:val="28"/>
-        </w:rPr>
-        <w:t>：乘船而回。</w:t>
-      </w:r>
-    </w:p>
-    <w:p>
-      <w:pPr>
-        <w:pStyle w:val="aa"/>
-        <w:numPr>
-          <w:ilvl w:val="0"/>
-          <w:numId w:val="18"/>
-        </w:numPr>
-        <w:spacing w:after="0" w:line="400" w:lineRule="exact"/>
-        <w:ind w:leftChars="0" w:left="482" w:right="0" w:hanging="482"/>
-        <w:rPr>
-          <w:color w:val="0F0F0F"/>
-          <w:szCs w:val="28"/>
-        </w:rPr>
-      </w:pPr>
-      <w:r>
-        <w:rPr>
-          <w:rFonts w:hint="eastAsia"/>
-          <w:color w:val="0F0F0F"/>
-          <w:szCs w:val="28"/>
-        </w:rPr>
-        <w:t>誤入：不小心進入。</w:t>
-      </w:r>
-    </w:p>
-    <w:p>
-      <w:pPr>
-        <w:pStyle w:val="aa"/>
-        <w:numPr>
-          <w:ilvl w:val="0"/>
-          <w:numId w:val="18"/>
-        </w:numPr>
-        <w:spacing w:after="0" w:line="400" w:lineRule="exact"/>
-        <w:ind w:leftChars="0" w:left="482" w:right="0" w:hanging="482"/>
-        <w:rPr>
-          <w:color w:val="0F0F0F"/>
-          <w:szCs w:val="28"/>
-        </w:rPr>
-      </w:pPr>
-      <w:proofErr w:type="gramStart"/>
-      <w:r>
-        <w:rPr>
-          <w:rFonts w:hint="eastAsia"/>
-          <w:color w:val="0F0F0F"/>
-          <w:szCs w:val="28"/>
-        </w:rPr>
-        <w:t>藕花</w:t>
-      </w:r>
-      <w:proofErr w:type="gramEnd"/>
-      <w:r>
-        <w:rPr>
-          <w:rFonts w:hint="eastAsia"/>
-          <w:color w:val="0F0F0F"/>
-          <w:szCs w:val="28"/>
-        </w:rPr>
-        <w:t>：荷花。</w:t>
-      </w:r>
-    </w:p>
-    <w:p>
-      <w:pPr>
-        <w:pStyle w:val="aa"/>
-        <w:numPr>
-          <w:ilvl w:val="0"/>
-          <w:numId w:val="18"/>
-        </w:numPr>
-        <w:spacing w:after="0" w:line="400" w:lineRule="exact"/>
-        <w:ind w:leftChars="0" w:left="482" w:right="0" w:hanging="482"/>
-        <w:rPr>
-          <w:color w:val="0F0F0F"/>
-          <w:szCs w:val="28"/>
-        </w:rPr>
-      </w:pPr>
-      <w:proofErr w:type="gramStart"/>
-      <w:r>
-        <w:rPr>
-          <w:rFonts w:hint="eastAsia"/>
-          <w:color w:val="0F0F0F"/>
-          <w:szCs w:val="28"/>
-        </w:rPr>
-        <w:t>爭渡</w:t>
-      </w:r>
-      <w:proofErr w:type="gramEnd"/>
-      <w:r>
-        <w:rPr>
-          <w:rFonts w:hint="eastAsia"/>
-          <w:color w:val="0F0F0F"/>
-          <w:szCs w:val="28"/>
-        </w:rPr>
-        <w:t>：</w:t>
-      </w:r>
-      <w:proofErr w:type="gramStart"/>
-      <w:r>
-        <w:rPr>
-          <w:rFonts w:hint="eastAsia"/>
-          <w:color w:val="0F0F0F"/>
-          <w:szCs w:val="28"/>
-        </w:rPr>
-        <w:t>怎渡</w:t>
-      </w:r>
-      <w:proofErr w:type="gramEnd"/>
-      <w:r>
-        <w:rPr>
-          <w:rFonts w:hint="eastAsia"/>
-          <w:color w:val="0F0F0F"/>
-          <w:szCs w:val="28"/>
-        </w:rPr>
-        <w:t>，怎</w:t>
-      </w:r>
-      <w:r>
-        <w:rPr>
-          <w:rFonts w:hint="eastAsia"/>
-          <w:color w:val="0F0F0F"/>
-          <w:szCs w:val="28"/>
-        </w:rPr>
-        <w:t>麼</w:t>
-      </w:r>
-      <w:r>
-        <w:rPr>
-          <w:rFonts w:hint="eastAsia"/>
-          <w:color w:val="0F0F0F"/>
-          <w:szCs w:val="28"/>
-        </w:rPr>
-        <w:t>才能</w:t>
-      </w:r>
-      <w:proofErr w:type="gramStart"/>
-      <w:r>
-        <w:rPr>
-          <w:rFonts w:hint="eastAsia"/>
-          <w:color w:val="0F0F0F"/>
-          <w:szCs w:val="28"/>
-        </w:rPr>
-        <w:t>划</w:t>
-      </w:r>
-      <w:proofErr w:type="gramEnd"/>
-      <w:r>
-        <w:rPr>
-          <w:rFonts w:hint="eastAsia"/>
-          <w:color w:val="0F0F0F"/>
-          <w:szCs w:val="28"/>
-        </w:rPr>
-        <w:t>出去。爭</w:t>
-      </w:r>
-      <w:r>
-        <w:rPr>
-          <w:color w:val="0F0F0F"/>
-          <w:szCs w:val="28"/>
-        </w:rPr>
-        <w:t>，怎樣才能</w:t>
-      </w:r>
-      <w:r>
-        <w:rPr>
-          <w:rFonts w:hint="eastAsia"/>
-          <w:color w:val="0F0F0F"/>
-          <w:szCs w:val="28"/>
-        </w:rPr>
-        <w:t>。</w:t>
-      </w:r>
-      <w:r>
-        <w:rPr>
-          <w:rFonts w:hint="eastAsia"/>
-          <w:color w:val="0F0F0F"/>
-          <w:szCs w:val="28"/>
-        </w:rPr>
-        <w:t>有一</w:t>
-      </w:r>
-      <w:proofErr w:type="gramStart"/>
-      <w:r>
-        <w:rPr>
-          <w:rFonts w:hint="eastAsia"/>
-          <w:color w:val="0F0F0F"/>
-          <w:szCs w:val="28"/>
-        </w:rPr>
-        <w:t>說是</w:t>
-      </w:r>
-      <w:proofErr w:type="gramEnd"/>
-      <w:r>
-        <w:rPr>
-          <w:rFonts w:hint="eastAsia"/>
-          <w:color w:val="0F0F0F"/>
-          <w:szCs w:val="28"/>
-        </w:rPr>
-        <w:t>：</w:t>
-      </w:r>
-      <w:r>
-        <w:rPr>
-          <w:rFonts w:hint="eastAsia"/>
-          <w:color w:val="0F0F0F"/>
-          <w:szCs w:val="28"/>
-        </w:rPr>
-        <w:t>努力的反</w:t>
-      </w:r>
-      <w:r>
-        <w:rPr>
-          <w:rFonts w:hint="eastAsia"/>
-          <w:color w:val="0F0F0F"/>
-          <w:szCs w:val="28"/>
-        </w:rPr>
-        <w:t>覆划槳</w:t>
-      </w:r>
-      <w:r>
-        <w:rPr>
-          <w:rFonts w:hint="eastAsia"/>
-          <w:color w:val="0F0F0F"/>
-          <w:szCs w:val="28"/>
-        </w:rPr>
-        <w:t>渡河</w:t>
-      </w:r>
-      <w:r>
-        <w:rPr>
-          <w:rFonts w:hint="eastAsia"/>
-          <w:color w:val="0F0F0F"/>
-          <w:szCs w:val="28"/>
-        </w:rPr>
-        <w:t>。</w:t>
-      </w:r>
-    </w:p>
-    <w:p>
-      <w:pPr>
-        <w:pStyle w:val="aa"/>
-        <w:numPr>
-          <w:ilvl w:val="0"/>
-          <w:numId w:val="18"/>
-        </w:numPr>
-        <w:spacing w:after="0" w:line="400" w:lineRule="exact"/>
-        <w:ind w:leftChars="0" w:left="482" w:right="0" w:hanging="482"/>
-        <w:rPr>
-          <w:sz w:val="32"/>
-          <w:szCs w:val="32"/>
-        </w:rPr>
-      </w:pPr>
-      <w:r>
-        <w:rPr>
-          <w:rFonts w:hint="eastAsia"/>
-          <w:color w:val="0F0F0F"/>
-          <w:szCs w:val="28"/>
-        </w:rPr>
-        <w:t>鷗</w:t>
-      </w:r>
-      <w:proofErr w:type="gramStart"/>
-      <w:r>
-        <w:rPr>
-          <w:rFonts w:hint="eastAsia"/>
-          <w:color w:val="0F0F0F"/>
-          <w:szCs w:val="28"/>
-        </w:rPr>
-        <w:t>鷺</w:t>
-      </w:r>
-      <w:proofErr w:type="gramEnd"/>
-      <w:r>
-        <w:rPr>
-          <w:rFonts w:hint="eastAsia"/>
-          <w:color w:val="0F0F0F"/>
-          <w:szCs w:val="28"/>
-        </w:rPr>
-        <w:t>：這裡泛指水鳥</w:t>
-      </w:r>
-      <w:r>
-        <w:rPr>
-          <w:rFonts w:hint="eastAsia"/>
-          <w:color w:val="0F0F0F"/>
-          <w:szCs w:val="28"/>
-        </w:rPr>
-        <w:t>。</w:t>
-      </w:r>
-    </w:p>
-    <w:p>
-      <w:pPr>
         <w:spacing w:beforeLines="100" w:before="240" w:after="0" w:line="400" w:lineRule="exact"/>
         <w:ind w:left="-6" w:right="0" w:hanging="11"/>
         <w:rPr>
+          <w:szCs w:val="28"/>
+        </w:rPr>
+      </w:pPr>
+      <w:r>
+        <w:rPr>
+          <w:rFonts w:hint="eastAsia"/>
           <w:sz w:val="32"/>
           <w:szCs w:val="32"/>
           <w:bdr w:val="single" w:sz="4" w:space="0" w:color="auto"/>
         </w:rPr>
-        <w:sectPr>
-          <w:type w:val="continuous"/>
-          <w:pgSz w:w="11906" w:h="16838"/>
-          <w:pgMar w:top="567" w:right="567" w:bottom="567" w:left="567" w:header="0" w:footer="0" w:gutter="0"/>
-          <w:cols w:num="2" w:space="720"/>
-          <w:docGrid w:linePitch="381"/>
-        </w:sectPr>
-      </w:pPr>
+        <w:t>賞析</w:t>
+      </w:r>
     </w:p>
     <w:p>
       <w:pPr>
-        <w:spacing w:beforeLines="100" w:before="240" w:after="0" w:line="400" w:lineRule="exact"/>
+        <w:spacing w:after="0" w:line="440" w:lineRule="exact"/>
         <w:ind w:left="-6" w:right="0" w:hanging="11"/>
-        <w:rPr>
-          <w:szCs w:val="28"/>
-        </w:rPr>
-      </w:pPr>
-      <w:r>
-        <w:rPr>
-          <w:rFonts w:hint="eastAsia"/>
-          <w:sz w:val="32"/>
-          <w:szCs w:val="32"/>
-          <w:bdr w:val="single" w:sz="4" w:space="0" w:color="auto"/>
-        </w:rPr>
-        <w:t>賞析</w:t>
-      </w:r>
-      <w:r>
-        <w:rPr>
-          <w:rFonts w:hint="eastAsia"/>
-          <w:sz w:val="32"/>
-          <w:szCs w:val="32"/>
-        </w:rPr>
-        <w:t xml:space="preserve"> </w:t>
-      </w:r>
-      <w:r>
-        <w:rPr>
-          <w:rFonts w:hint="eastAsia"/>
-          <w:szCs w:val="28"/>
-        </w:rPr>
-        <w:t>(資料來源：</w:t>
-      </w:r>
-      <w:hyperlink r:id="rId9" w:history="1">
-        <w:r>
-          <w:rPr>
-            <w:rStyle w:val="a8"/>
-            <w:szCs w:val="28"/>
-          </w:rPr>
-          <w:t>https://bit.ly/3GaE2Fg</w:t>
-        </w:r>
-      </w:hyperlink>
-      <w:r>
-        <w:rPr>
-          <w:rFonts w:hint="eastAsia"/>
-          <w:szCs w:val="28"/>
-        </w:rPr>
-        <w:t>)</w:t>
+        <w:jc w:val="both"/>
+        <w:rPr>
+          <w:bCs/>
+          <w:szCs w:val="28"/>
+        </w:rPr>
+      </w:pPr>
+      <w:r>
+        <w:rPr>
+          <w:rFonts w:hint="eastAsia"/>
+          <w:bCs/>
+          <w:szCs w:val="28"/>
+        </w:rPr>
+        <w:t xml:space="preserve">    </w:t>
+      </w:r>
+      <w:r>
+        <w:rPr>
+          <w:rFonts w:hint="eastAsia"/>
+          <w:bCs/>
+          <w:szCs w:val="28"/>
+          <w:u w:val="single"/>
+        </w:rPr>
+        <w:t>李清照</w:t>
+      </w:r>
+      <w:r>
+        <w:rPr>
+          <w:rFonts w:hint="eastAsia"/>
+          <w:bCs/>
+          <w:szCs w:val="28"/>
+        </w:rPr>
+        <w:t>的《如夢令·常記溪亭日暮》是一幅活潑生動的少女出遊圖，也是</w:t>
+      </w:r>
+      <w:r>
+        <w:rPr>
+          <w:rFonts w:hint="eastAsia"/>
+          <w:bCs/>
+          <w:szCs w:val="28"/>
+          <w:u w:val="single"/>
+        </w:rPr>
+        <w:t>中國</w:t>
+      </w:r>
+      <w:proofErr w:type="gramStart"/>
+      <w:r>
+        <w:rPr>
+          <w:rFonts w:hint="eastAsia"/>
+          <w:bCs/>
+          <w:szCs w:val="28"/>
+        </w:rPr>
+        <w:t>古典詞作中</w:t>
+      </w:r>
+      <w:proofErr w:type="gramEnd"/>
+      <w:r>
+        <w:rPr>
+          <w:rFonts w:hint="eastAsia"/>
+          <w:bCs/>
+          <w:szCs w:val="28"/>
+        </w:rPr>
+        <w:t>展現青春活力與自然之美的傳神之作。</w:t>
+      </w:r>
+      <w:proofErr w:type="gramStart"/>
+      <w:r>
+        <w:rPr>
+          <w:rFonts w:hint="eastAsia"/>
+          <w:bCs/>
+          <w:szCs w:val="28"/>
+        </w:rPr>
+        <w:t>全詞僅</w:t>
+      </w:r>
+      <w:proofErr w:type="gramEnd"/>
+      <w:r>
+        <w:rPr>
+          <w:rFonts w:hint="eastAsia"/>
+          <w:bCs/>
+          <w:szCs w:val="28"/>
+        </w:rPr>
+        <w:t>三十三字，卻以極具畫面感的筆觸，定格了一段令人神往的歡樂時光。</w:t>
       </w:r>
     </w:p>
     <w:p>
       <w:pPr>
-        <w:spacing w:after="0" w:line="420" w:lineRule="exact"/>
+        <w:spacing w:after="0" w:line="440" w:lineRule="exact"/>
         <w:ind w:left="-6" w:right="0" w:hanging="11"/>
+        <w:jc w:val="both"/>
         <w:rPr>
           <w:bCs/>
           <w:szCs w:val="28"/>
@@ -976,13 +804,23 @@
         </w:rPr>
         <w:t xml:space="preserve">    </w:t>
       </w:r>
+      <w:proofErr w:type="gramStart"/>
       <w:r>
         <w:rPr>
           <w:rFonts w:hint="eastAsia"/>
           <w:bCs/>
           <w:szCs w:val="28"/>
         </w:rPr>
-        <w:t>有時候，一件細小的、但饒有興味的往事，會反覆出現在你的記憶中，引起你的思索和回味。當時經歷的生動情景，會</w:t>
+        <w:t>詞作以</w:t>
+      </w:r>
+      <w:proofErr w:type="gramEnd"/>
+      <w:r>
+        <w:rPr>
+          <w:rFonts w:hint="eastAsia"/>
+          <w:bCs/>
+          <w:szCs w:val="28"/>
+        </w:rPr>
+        <w:t>「常記」二字</w:t>
       </w:r>
       <w:r>
         <w:rPr>
@@ -990,7 +828,33 @@
           <w:b/>
           <w:szCs w:val="28"/>
         </w:rPr>
-        <w:t>歷歷如</w:t>
+        <w:t>凝練</w:t>
+      </w:r>
+      <w:r>
+        <w:rPr>
+          <w:rFonts w:hint="eastAsia"/>
+          <w:bCs/>
+          <w:szCs w:val="28"/>
+        </w:rPr>
+        <w:t>起筆，這兩</w:t>
+      </w:r>
+      <w:proofErr w:type="gramStart"/>
+      <w:r>
+        <w:rPr>
+          <w:rFonts w:hint="eastAsia"/>
+          <w:bCs/>
+          <w:szCs w:val="28"/>
+        </w:rPr>
+        <w:t>個</w:t>
+      </w:r>
+      <w:proofErr w:type="gramEnd"/>
+      <w:r>
+        <w:rPr>
+          <w:rFonts w:hint="eastAsia"/>
+          <w:bCs/>
+          <w:szCs w:val="28"/>
+        </w:rPr>
+        <w:t>字</w:t>
       </w:r>
       <w:r>
         <w:rPr>
@@ -998,7 +862,7 @@
           <w:b/>
           <w:szCs w:val="28"/>
         </w:rPr>
-        <w:t>繪</w:t>
+        <w:t>宛如</w:t>
       </w:r>
       <w:r>
         <w:rPr>
@@ -1006,32 +870,16 @@
           <w:bCs/>
           <w:szCs w:val="28"/>
         </w:rPr>
-        <w:t>，在眼前重現；當時的興奮和激動，也會再次在心頭湧現，印象還是那樣的新鮮。如果你是一個有才能的文學家，你就會真實</w:t>
-      </w:r>
-      <w:r>
-        <w:rPr>
-          <w:rFonts w:hint="eastAsia"/>
-          <w:bCs/>
-          <w:szCs w:val="28"/>
-        </w:rPr>
-        <w:t>的</w:t>
-      </w:r>
-      <w:r>
-        <w:rPr>
-          <w:rFonts w:hint="eastAsia"/>
-          <w:bCs/>
-          <w:szCs w:val="28"/>
-        </w:rPr>
-        <w:t>描繪出這種經歷和心情，吸引讀者也進入你再現的那個境界，分享你的激動。</w:t>
+        <w:t>記憶的閘門，表明這並非當下的即景，而是一段深深刻印在詞人心中的美好回憶。開篇「溪亭日暮，沉醉不知歸路」，直接交代了時間、地點與心境。日落時分，詞人在溪畔亭中暢飲，這「沉醉」二字，既是酒醉，更是對大自然暮色美景的陶醉。因為極致的專注與愉悅，才有了「不知歸路」的率真與憨態。</w:t>
       </w:r>
     </w:p>
     <w:p>
       <w:pPr>
-        <w:spacing w:after="0" w:line="420" w:lineRule="exact"/>
+        <w:spacing w:after="0" w:line="440" w:lineRule="exact"/>
         <w:ind w:left="-6" w:right="0" w:hanging="11"/>
+        <w:jc w:val="both"/>
         <w:rPr>
           <w:bCs/>
-          <w:spacing w:val="-4"/>
           <w:szCs w:val="28"/>
         </w:rPr>
       </w:pPr>
@@ -1047,492 +895,180 @@
         <w:rPr>
           <w:rFonts w:hint="eastAsia"/>
           <w:bCs/>
-          <w:spacing w:val="-4"/>
-          <w:szCs w:val="28"/>
-        </w:rPr>
-        <w:t>這首《如夢令》就是這樣的作品。這是</w:t>
-      </w:r>
+          <w:szCs w:val="28"/>
+        </w:rPr>
+        <w:t>緊接著，</w:t>
+      </w:r>
+      <w:proofErr w:type="gramStart"/>
       <w:r>
         <w:rPr>
           <w:rFonts w:hint="eastAsia"/>
           <w:bCs/>
-          <w:spacing w:val="-4"/>
-          <w:szCs w:val="28"/>
-          <w:u w:val="single"/>
-        </w:rPr>
-        <w:t>李清照</w:t>
-      </w:r>
+          <w:szCs w:val="28"/>
+        </w:rPr>
+        <w:t>詞作進入</w:t>
+      </w:r>
+      <w:proofErr w:type="gramEnd"/>
       <w:r>
         <w:rPr>
           <w:rFonts w:hint="eastAsia"/>
           <w:bCs/>
-          <w:spacing w:val="-4"/>
-          <w:szCs w:val="28"/>
-        </w:rPr>
-        <w:t>為追記一次有趣的郊遊而寫的。作品中第一句說明了這是已經過去的一天，是在郊野水邊的一個亭子裡，傍晚的時候。一個“常”字，表明這件往事給她留下了深刻的印象，因而時常引起她的回憶。在那裡</w:t>
-      </w:r>
+          <w:szCs w:val="28"/>
+        </w:rPr>
+        <w:t>了動態的敘事。「</w:t>
+      </w:r>
+      <w:proofErr w:type="gramStart"/>
       <w:r>
         <w:rPr>
           <w:rFonts w:hint="eastAsia"/>
           <w:bCs/>
-          <w:spacing w:val="-4"/>
-          <w:szCs w:val="28"/>
-        </w:rPr>
-        <w:t>做</w:t>
-      </w:r>
+          <w:szCs w:val="28"/>
+        </w:rPr>
+        <w:t>興盡晚回舟</w:t>
+      </w:r>
+      <w:proofErr w:type="gramEnd"/>
       <w:r>
         <w:rPr>
           <w:rFonts w:hint="eastAsia"/>
           <w:bCs/>
-          <w:spacing w:val="-4"/>
-          <w:szCs w:val="28"/>
-        </w:rPr>
-        <w:t>什麼？第二句告訴我們，她喝酒喝得醉醺醺的，已經到了不認識回家路途的程度了。“沉醉”，是醉得很深的意思。顯然，她是在一邊欣賞郊野的景色，一邊在喝酒，而且，也不是剛剛到了那裡，是在那裡已經</w:t>
-      </w:r>
+          <w:szCs w:val="28"/>
+        </w:rPr>
+        <w:t>，誤</w:t>
+      </w:r>
+      <w:proofErr w:type="gramStart"/>
       <w:r>
         <w:rPr>
           <w:rFonts w:hint="eastAsia"/>
           <w:bCs/>
-          <w:spacing w:val="-4"/>
-          <w:szCs w:val="28"/>
-        </w:rPr>
-        <w:t>遊賞</w:t>
-      </w:r>
+          <w:szCs w:val="28"/>
+        </w:rPr>
+        <w:t>入藕花</w:t>
+      </w:r>
+      <w:proofErr w:type="gramEnd"/>
       <w:r>
         <w:rPr>
           <w:rFonts w:hint="eastAsia"/>
           <w:bCs/>
-          <w:spacing w:val="-4"/>
-          <w:szCs w:val="28"/>
-        </w:rPr>
-        <w:t>了相當長的時間了。“興盡晚回舟”，</w:t>
+          <w:szCs w:val="28"/>
+        </w:rPr>
+        <w:t>深處」，隨風搖曳的</w:t>
+      </w:r>
+      <w:r>
+        <w:rPr>
+          <w:rFonts w:hint="eastAsia"/>
+          <w:b/>
+          <w:szCs w:val="28"/>
+        </w:rPr>
+        <w:t>舟楫</w:t>
+      </w:r>
+      <w:r>
+        <w:rPr>
+          <w:rFonts w:hint="eastAsia"/>
+          <w:bCs/>
+          <w:szCs w:val="28"/>
+        </w:rPr>
+        <w:t>，在興致昂揚的歡笑聲中，不小心</w:t>
       </w:r>
       <w:proofErr w:type="gramStart"/>
       <w:r>
         <w:rPr>
           <w:rFonts w:hint="eastAsia"/>
           <w:bCs/>
-          <w:spacing w:val="-4"/>
-          <w:szCs w:val="28"/>
-        </w:rPr>
-        <w:t>是說在玩賞</w:t>
+          <w:szCs w:val="28"/>
+        </w:rPr>
+        <w:t>划</w:t>
       </w:r>
       <w:proofErr w:type="gramEnd"/>
       <w:r>
         <w:rPr>
           <w:rFonts w:hint="eastAsia"/>
           <w:bCs/>
-          <w:spacing w:val="-4"/>
-          <w:szCs w:val="28"/>
-        </w:rPr>
-        <w:t>的興致得到了充分的滿足之後，天色已晚，才上</w:t>
+          <w:szCs w:val="28"/>
+        </w:rPr>
+        <w:t>入</w:t>
       </w:r>
       <w:r>
         <w:rPr>
           <w:rFonts w:hint="eastAsia"/>
           <w:bCs/>
-          <w:spacing w:val="-4"/>
           <w:szCs w:val="28"/>
         </w:rPr>
         <w:t>了</w:t>
       </w:r>
+      <w:proofErr w:type="gramStart"/>
       <w:r>
         <w:rPr>
           <w:rFonts w:hint="eastAsia"/>
           <w:bCs/>
-          <w:spacing w:val="-4"/>
-          <w:szCs w:val="28"/>
-        </w:rPr>
-        <w:t>所乘的小船，掉轉船頭，往回走。可是，沉醉的後果產生了。由於天色</w:t>
+          <w:szCs w:val="28"/>
+        </w:rPr>
+        <w:t>荷花叢的最</w:t>
+      </w:r>
+      <w:proofErr w:type="gramEnd"/>
+      <w:r>
+        <w:rPr>
+          <w:rFonts w:hint="eastAsia"/>
+          <w:bCs/>
+          <w:szCs w:val="28"/>
+        </w:rPr>
+        <w:t>深處。一個「誤」字，妙趣橫生，寫出了少女的</w:t>
       </w:r>
       <w:r>
         <w:rPr>
           <w:rFonts w:hint="eastAsia"/>
           <w:b/>
-          <w:spacing w:val="-4"/>
-          <w:szCs w:val="28"/>
-        </w:rPr>
-        <w:t>黯淡</w:t>
+          <w:szCs w:val="28"/>
+        </w:rPr>
+        <w:t>嬌憨</w:t>
       </w:r>
       <w:r>
         <w:rPr>
           <w:rFonts w:hint="eastAsia"/>
           <w:bCs/>
-          <w:spacing w:val="-4"/>
-          <w:szCs w:val="28"/>
-        </w:rPr>
-        <w:t>，特別是醉眼模糊，辨認不清歸路，把船</w:t>
+          <w:szCs w:val="28"/>
+        </w:rPr>
+        <w:t>與迷糊，也將讀者帶入了一個由</w:t>
       </w:r>
       <w:proofErr w:type="gramStart"/>
       <w:r>
         <w:rPr>
           <w:rFonts w:hint="eastAsia"/>
           <w:bCs/>
-          <w:spacing w:val="-4"/>
-          <w:szCs w:val="28"/>
-        </w:rPr>
-        <w:t>划</w:t>
+          <w:szCs w:val="28"/>
+        </w:rPr>
+        <w:t>綠葉粉荷編織</w:t>
       </w:r>
       <w:proofErr w:type="gramEnd"/>
       <w:r>
         <w:rPr>
           <w:rFonts w:hint="eastAsia"/>
           <w:bCs/>
-          <w:spacing w:val="-4"/>
-          <w:szCs w:val="28"/>
-        </w:rPr>
-        <w:t>進了一片密集的荷花叢中。“藕花”，即荷花。因荷花是</w:t>
-      </w:r>
-      <w:proofErr w:type="gramStart"/>
+          <w:szCs w:val="28"/>
+        </w:rPr>
+        <w:t>的幽靜迷宮。這裡的空間由開闊的溪畔收縮至幽深的荷塘，營造出一種</w:t>
+      </w:r>
+      <w:r>
+        <w:rPr>
+          <w:rFonts w:hint="eastAsia"/>
+          <w:b/>
+          <w:szCs w:val="28"/>
+        </w:rPr>
+        <w:t>靜謐</w:t>
+      </w:r>
       <w:r>
         <w:rPr>
           <w:rFonts w:hint="eastAsia"/>
           <w:bCs/>
-          <w:spacing w:val="-4"/>
-          <w:szCs w:val="28"/>
-        </w:rPr>
-        <w:t>從藕長</w:t>
-      </w:r>
-      <w:proofErr w:type="gramEnd"/>
-      <w:r>
-        <w:rPr>
-          <w:rFonts w:hint="eastAsia"/>
-          <w:bCs/>
-          <w:spacing w:val="-4"/>
-          <w:szCs w:val="28"/>
-        </w:rPr>
-        <w:t>出來的，所以在詩詞中也常</w:t>
-      </w:r>
-      <w:proofErr w:type="gramStart"/>
-      <w:r>
-        <w:rPr>
-          <w:rFonts w:hint="eastAsia"/>
-          <w:bCs/>
-          <w:spacing w:val="-4"/>
-          <w:szCs w:val="28"/>
-        </w:rPr>
-        <w:t>叫藕花</w:t>
-      </w:r>
-      <w:proofErr w:type="gramEnd"/>
-      <w:r>
-        <w:rPr>
-          <w:rFonts w:hint="eastAsia"/>
-          <w:bCs/>
-          <w:spacing w:val="-4"/>
-          <w:szCs w:val="28"/>
-        </w:rPr>
-        <w:t>。按照詞調的要求，這裡不用荷花，而改稱“藕花”。這時，她心慌意亂是可想而知的了。怎</w:t>
-      </w:r>
-      <w:r>
-        <w:rPr>
-          <w:rFonts w:hint="eastAsia"/>
-          <w:bCs/>
-          <w:spacing w:val="-4"/>
-          <w:szCs w:val="28"/>
-        </w:rPr>
-        <w:t>麼</w:t>
-      </w:r>
-      <w:r>
-        <w:rPr>
-          <w:rFonts w:hint="eastAsia"/>
-          <w:bCs/>
-          <w:spacing w:val="-4"/>
-          <w:szCs w:val="28"/>
-        </w:rPr>
-        <w:t>辦呢？怎</w:t>
-      </w:r>
-      <w:r>
-        <w:rPr>
-          <w:rFonts w:hint="eastAsia"/>
-          <w:bCs/>
-          <w:spacing w:val="-4"/>
-          <w:szCs w:val="28"/>
-        </w:rPr>
-        <w:t>麼</w:t>
-      </w:r>
-      <w:r>
-        <w:rPr>
-          <w:rFonts w:hint="eastAsia"/>
-          <w:bCs/>
-          <w:spacing w:val="-4"/>
-          <w:szCs w:val="28"/>
-        </w:rPr>
-        <w:t>樣才能</w:t>
-      </w:r>
-      <w:proofErr w:type="gramStart"/>
-      <w:r>
-        <w:rPr>
-          <w:rFonts w:hint="eastAsia"/>
-          <w:bCs/>
-          <w:spacing w:val="-4"/>
-          <w:szCs w:val="28"/>
-        </w:rPr>
-        <w:t>划</w:t>
-      </w:r>
-      <w:proofErr w:type="gramEnd"/>
-      <w:r>
-        <w:rPr>
-          <w:rFonts w:hint="eastAsia"/>
-          <w:bCs/>
-          <w:spacing w:val="-4"/>
-          <w:szCs w:val="28"/>
-        </w:rPr>
-        <w:t>出</w:t>
-      </w:r>
-      <w:r>
-        <w:rPr>
-          <w:rFonts w:hint="eastAsia"/>
-          <w:bCs/>
-          <w:spacing w:val="-4"/>
-          <w:szCs w:val="28"/>
-        </w:rPr>
-        <w:t>荷塘？怎</w:t>
-      </w:r>
-      <w:r>
-        <w:rPr>
-          <w:rFonts w:hint="eastAsia"/>
-          <w:bCs/>
-          <w:spacing w:val="-4"/>
-          <w:szCs w:val="28"/>
-        </w:rPr>
-        <w:t>麼</w:t>
-      </w:r>
-      <w:r>
-        <w:rPr>
-          <w:rFonts w:hint="eastAsia"/>
-          <w:bCs/>
-          <w:spacing w:val="-4"/>
-          <w:szCs w:val="28"/>
-        </w:rPr>
-        <w:t>樣才能</w:t>
-      </w:r>
-      <w:proofErr w:type="gramStart"/>
-      <w:r>
-        <w:rPr>
-          <w:rFonts w:hint="eastAsia"/>
-          <w:bCs/>
-          <w:spacing w:val="-4"/>
-          <w:szCs w:val="28"/>
-        </w:rPr>
-        <w:t>划</w:t>
-      </w:r>
-      <w:proofErr w:type="gramEnd"/>
-      <w:r>
-        <w:rPr>
-          <w:rFonts w:hint="eastAsia"/>
-          <w:bCs/>
-          <w:spacing w:val="-4"/>
-          <w:szCs w:val="28"/>
-        </w:rPr>
-        <w:t>回家去？作者恰到好處</w:t>
-      </w:r>
-      <w:r>
-        <w:rPr>
-          <w:rFonts w:hint="eastAsia"/>
-          <w:bCs/>
-          <w:spacing w:val="-4"/>
-          <w:szCs w:val="28"/>
-        </w:rPr>
-        <w:t>的</w:t>
-      </w:r>
-      <w:r>
-        <w:rPr>
-          <w:rFonts w:hint="eastAsia"/>
-          <w:bCs/>
-          <w:spacing w:val="-4"/>
-          <w:szCs w:val="28"/>
-        </w:rPr>
-        <w:t>填寫了“爭渡，爭渡”。重複一遍，就突出了她焦急的心情。當她正在</w:t>
-      </w:r>
-      <w:r>
-        <w:rPr>
-          <w:rFonts w:hint="eastAsia"/>
-          <w:b/>
-          <w:spacing w:val="-4"/>
-          <w:szCs w:val="28"/>
-        </w:rPr>
-        <w:t>心急火燎</w:t>
-      </w:r>
-      <w:r>
-        <w:rPr>
-          <w:rFonts w:hint="eastAsia"/>
-          <w:bCs/>
-          <w:spacing w:val="-4"/>
-          <w:szCs w:val="28"/>
-        </w:rPr>
-        <w:t>，思量著怎樣才能</w:t>
-      </w:r>
-      <w:proofErr w:type="gramStart"/>
-      <w:r>
-        <w:rPr>
-          <w:rFonts w:hint="eastAsia"/>
-          <w:bCs/>
-          <w:spacing w:val="-4"/>
-          <w:szCs w:val="28"/>
-        </w:rPr>
-        <w:t>划</w:t>
-      </w:r>
-      <w:proofErr w:type="gramEnd"/>
-      <w:r>
-        <w:rPr>
-          <w:rFonts w:hint="eastAsia"/>
-          <w:bCs/>
-          <w:spacing w:val="-4"/>
-          <w:szCs w:val="28"/>
-        </w:rPr>
-        <w:t>出</w:t>
-      </w:r>
-      <w:r>
-        <w:rPr>
-          <w:rFonts w:hint="eastAsia"/>
-          <w:bCs/>
-          <w:spacing w:val="-4"/>
-          <w:szCs w:val="28"/>
-        </w:rPr>
-        <w:t>荷塘回家時，想必是在胡亂</w:t>
-      </w:r>
-      <w:r>
-        <w:rPr>
-          <w:rFonts w:hint="eastAsia"/>
-          <w:bCs/>
-          <w:spacing w:val="-4"/>
-          <w:szCs w:val="28"/>
-        </w:rPr>
-        <w:t>的</w:t>
-      </w:r>
-      <w:proofErr w:type="gramStart"/>
-      <w:r>
-        <w:rPr>
-          <w:rFonts w:hint="eastAsia"/>
-          <w:bCs/>
-          <w:spacing w:val="-4"/>
-          <w:szCs w:val="28"/>
-        </w:rPr>
-        <w:t>划</w:t>
-      </w:r>
-      <w:proofErr w:type="gramEnd"/>
-      <w:r>
-        <w:rPr>
-          <w:rFonts w:hint="eastAsia"/>
-          <w:bCs/>
-          <w:spacing w:val="-4"/>
-          <w:szCs w:val="28"/>
-        </w:rPr>
-        <w:t>動著小船，去找尋一條歸路。忽然聽得，呼啦</w:t>
-      </w:r>
-      <w:proofErr w:type="gramStart"/>
-      <w:r>
-        <w:rPr>
-          <w:rFonts w:hint="eastAsia"/>
-          <w:bCs/>
-          <w:spacing w:val="-4"/>
-          <w:szCs w:val="28"/>
-        </w:rPr>
-        <w:t>啦</w:t>
-      </w:r>
-      <w:proofErr w:type="gramEnd"/>
-      <w:r>
-        <w:rPr>
-          <w:rFonts w:hint="eastAsia"/>
-          <w:bCs/>
-          <w:spacing w:val="-4"/>
-          <w:szCs w:val="28"/>
-        </w:rPr>
-        <w:t>一片響聲，從河灘上飛起了一群被小船驚起的水鳥。“鷗鷺”，鷗和</w:t>
-      </w:r>
-      <w:proofErr w:type="gramStart"/>
-      <w:r>
-        <w:rPr>
-          <w:rFonts w:hint="eastAsia"/>
-          <w:bCs/>
-          <w:spacing w:val="-4"/>
-          <w:szCs w:val="28"/>
-        </w:rPr>
-        <w:t>鷺都</w:t>
-      </w:r>
-      <w:proofErr w:type="gramEnd"/>
-      <w:r>
-        <w:rPr>
-          <w:rFonts w:hint="eastAsia"/>
-          <w:bCs/>
-          <w:spacing w:val="-4"/>
-          <w:szCs w:val="28"/>
-        </w:rPr>
-        <w:t>是水鳥。</w:t>
-      </w:r>
-      <w:proofErr w:type="gramStart"/>
-      <w:r>
-        <w:rPr>
-          <w:rFonts w:hint="eastAsia"/>
-          <w:bCs/>
-          <w:spacing w:val="-4"/>
-          <w:szCs w:val="28"/>
-        </w:rPr>
-        <w:t>小詞寫</w:t>
-      </w:r>
-      <w:proofErr w:type="gramEnd"/>
-      <w:r>
-        <w:rPr>
-          <w:rFonts w:hint="eastAsia"/>
-          <w:bCs/>
-          <w:spacing w:val="-4"/>
-          <w:szCs w:val="28"/>
-        </w:rPr>
-        <w:t>到這裡，</w:t>
-      </w:r>
-      <w:r>
-        <w:rPr>
-          <w:rFonts w:hint="eastAsia"/>
-          <w:b/>
-          <w:spacing w:val="-4"/>
-          <w:szCs w:val="28"/>
-        </w:rPr>
-        <w:t>戛</w:t>
-      </w:r>
-      <w:r>
-        <w:rPr>
-          <w:rFonts w:hint="eastAsia"/>
-          <w:b/>
-          <w:spacing w:val="-4"/>
-          <w:szCs w:val="28"/>
-        </w:rPr>
-        <w:lastRenderedPageBreak/>
-        <w:t>然而止</w:t>
-      </w:r>
-      <w:r>
-        <w:rPr>
-          <w:rFonts w:hint="eastAsia"/>
-          <w:bCs/>
-          <w:spacing w:val="-4"/>
-          <w:szCs w:val="28"/>
-        </w:rPr>
-        <w:t>。至於下文如何，就留待讀者自己去想像了。想來，可能</w:t>
-      </w:r>
-      <w:proofErr w:type="gramStart"/>
-      <w:r>
-        <w:rPr>
-          <w:rFonts w:hint="eastAsia"/>
-          <w:bCs/>
-          <w:spacing w:val="-4"/>
-          <w:szCs w:val="28"/>
-        </w:rPr>
-        <w:t>是驚飛的</w:t>
-      </w:r>
-      <w:proofErr w:type="gramEnd"/>
-      <w:r>
-        <w:rPr>
-          <w:rFonts w:hint="eastAsia"/>
-          <w:bCs/>
-          <w:spacing w:val="-4"/>
-          <w:szCs w:val="28"/>
-        </w:rPr>
-        <w:t>水鳥，嚇得她出了一身冷汗，使得頭腦清醒了一些，終於能夠尋路回家了吧！</w:t>
+          <w:szCs w:val="28"/>
+        </w:rPr>
+        <w:t>、神祕的美感。</w:t>
       </w:r>
     </w:p>
     <w:p>
       <w:pPr>
-        <w:spacing w:after="0" w:line="420" w:lineRule="exact"/>
+        <w:spacing w:after="0" w:line="440" w:lineRule="exact"/>
         <w:ind w:left="-6" w:right="0" w:hanging="11"/>
+        <w:jc w:val="both"/>
         <w:rPr>
           <w:bCs/>
           <w:szCs w:val="28"/>
@@ -1546,6 +1082,14 @@
         </w:rPr>
         <w:t xml:space="preserve">    </w:t>
       </w:r>
+      <w:r>
+        <w:rPr>
+          <w:rFonts w:hint="eastAsia"/>
+          <w:bCs/>
+          <w:szCs w:val="28"/>
+        </w:rPr>
+        <w:t>然而，靜謐隨即被打破。「</w:t>
+      </w:r>
       <w:proofErr w:type="gramStart"/>
       <w:r>
         <w:rPr>
@@ -1553,7 +1097,7 @@
           <w:bCs/>
           <w:szCs w:val="28"/>
         </w:rPr>
-        <w:t>作者在詞中</w:t>
+        <w:t>爭渡，爭渡</w:t>
       </w:r>
       <w:proofErr w:type="gramEnd"/>
       <w:r>
@@ -1562,16 +1106,61 @@
           <w:bCs/>
           <w:szCs w:val="28"/>
         </w:rPr>
-        <w:t>不是</w:t>
+        <w:t>，驚起一灘</w:t>
       </w:r>
       <w:proofErr w:type="gramStart"/>
       <w:r>
         <w:rPr>
           <w:rFonts w:hint="eastAsia"/>
+          <w:bCs/>
+          <w:szCs w:val="28"/>
+        </w:rPr>
+        <w:t>鷗鷺」</w:t>
+      </w:r>
+      <w:proofErr w:type="gramEnd"/>
+      <w:r>
+        <w:rPr>
+          <w:rFonts w:hint="eastAsia"/>
+          <w:bCs/>
+          <w:szCs w:val="28"/>
+        </w:rPr>
+        <w:t>，這無疑</w:t>
+      </w:r>
+      <w:proofErr w:type="gramStart"/>
+      <w:r>
+        <w:rPr>
+          <w:rFonts w:hint="eastAsia"/>
+          <w:bCs/>
+          <w:szCs w:val="28"/>
+        </w:rPr>
+        <w:t>是全詞的</w:t>
+      </w:r>
+      <w:proofErr w:type="gramEnd"/>
+      <w:r>
+        <w:rPr>
+          <w:rFonts w:hint="eastAsia"/>
           <w:b/>
           <w:szCs w:val="28"/>
         </w:rPr>
-        <w:t>流水賬</w:t>
+        <w:t>點</w:t>
+      </w:r>
+      <w:proofErr w:type="gramStart"/>
+      <w:r>
+        <w:rPr>
+          <w:rFonts w:hint="eastAsia"/>
+          <w:b/>
+          <w:szCs w:val="28"/>
+        </w:rPr>
+        <w:t>睛</w:t>
+      </w:r>
+      <w:proofErr w:type="gramEnd"/>
+      <w:r>
+        <w:rPr>
+          <w:rFonts w:hint="eastAsia"/>
+          <w:b/>
+          <w:szCs w:val="28"/>
+        </w:rPr>
+        <w:t>之筆</w:t>
       </w:r>
       <w:r>
         <w:rPr>
@@ -1579,32 +1168,42 @@
           <w:bCs/>
           <w:szCs w:val="28"/>
         </w:rPr>
-        <w:t>式</w:t>
-      </w:r>
+        <w:t>。為了尋找出口，少女們急促地划槳，那「</w:t>
+      </w:r>
+      <w:proofErr w:type="gramStart"/>
       <w:r>
         <w:rPr>
           <w:rFonts w:hint="eastAsia"/>
           <w:bCs/>
           <w:szCs w:val="28"/>
         </w:rPr>
-        <w:t>的</w:t>
-      </w:r>
+        <w:t>爭渡</w:t>
+      </w:r>
+      <w:proofErr w:type="gramEnd"/>
       <w:r>
         <w:rPr>
           <w:rFonts w:hint="eastAsia"/>
           <w:bCs/>
           <w:szCs w:val="28"/>
         </w:rPr>
-        <w:t>寫</w:t>
+        <w:t>」的呼喊聲打破了荷塘的沉</w:t>
+      </w:r>
+      <w:proofErr w:type="gramStart"/>
+      <w:r>
+        <w:rPr>
+          <w:rFonts w:hint="eastAsia"/>
+          <w:bCs/>
+          <w:szCs w:val="28"/>
+        </w:rPr>
+        <w:t>寂</w:t>
       </w:r>
       <w:proofErr w:type="gramEnd"/>
       <w:r>
         <w:rPr>
-          <w:rFonts w:hint="eastAsia"/>
           <w:bCs/>
           <w:szCs w:val="28"/>
         </w:rPr>
-        <w:t>她如何去，如何到家，在那裡怎</w:t>
+        <w:br/>
       </w:r>
       <w:r>
         <w:rPr>
@@ -1612,191 +1211,32 @@
           <w:bCs/>
           <w:szCs w:val="28"/>
         </w:rPr>
-        <w:t>麼</w:t>
-      </w:r>
+        <w:t>。這喧鬧不只沒有破壞美感，反而「驚起」了在沙洲上棲息的鷗</w:t>
+      </w:r>
+      <w:proofErr w:type="gramStart"/>
       <w:r>
         <w:rPr>
           <w:rFonts w:hint="eastAsia"/>
           <w:bCs/>
           <w:szCs w:val="28"/>
         </w:rPr>
-        <w:t>玩，只在字裡行間把經過</w:t>
-      </w:r>
+        <w:t>鷺</w:t>
+      </w:r>
+      <w:proofErr w:type="gramEnd"/>
       <w:r>
         <w:rPr>
           <w:rFonts w:hint="eastAsia"/>
           <w:bCs/>
           <w:szCs w:val="28"/>
         </w:rPr>
-        <w:t>做</w:t>
-      </w:r>
-      <w:r>
-        <w:rPr>
-          <w:rFonts w:hint="eastAsia"/>
-          <w:bCs/>
-          <w:szCs w:val="28"/>
-        </w:rPr>
-        <w:t>了交代。作者也並沒有寫“我玩得多</w:t>
-      </w:r>
-      <w:r>
-        <w:rPr>
-          <w:rFonts w:hint="eastAsia"/>
-          <w:bCs/>
-          <w:szCs w:val="28"/>
-        </w:rPr>
-        <w:t>麼</w:t>
-      </w:r>
-      <w:r>
-        <w:rPr>
-          <w:rFonts w:hint="eastAsia"/>
-          <w:bCs/>
-          <w:szCs w:val="28"/>
-        </w:rPr>
-        <w:t>高興呀”</w:t>
-      </w:r>
-      <w:proofErr w:type="gramStart"/>
-      <w:r>
-        <w:rPr>
-          <w:rFonts w:hint="eastAsia"/>
-          <w:bCs/>
-          <w:szCs w:val="28"/>
-        </w:rPr>
-        <w:t>之類，</w:t>
-      </w:r>
-      <w:proofErr w:type="gramEnd"/>
-      <w:r>
-        <w:rPr>
-          <w:rFonts w:hint="eastAsia"/>
-          <w:bCs/>
-          <w:szCs w:val="28"/>
-        </w:rPr>
-        <w:t>而只用了“常記”、“沉醉”、“興盡”、“晚”幾個字，就把她</w:t>
-      </w:r>
-      <w:r>
-        <w:rPr>
-          <w:rFonts w:hint="eastAsia"/>
-          <w:bCs/>
-          <w:szCs w:val="28"/>
-        </w:rPr>
-        <w:t>遊賞</w:t>
-      </w:r>
-      <w:r>
-        <w:rPr>
-          <w:rFonts w:hint="eastAsia"/>
-          <w:bCs/>
-          <w:szCs w:val="28"/>
-        </w:rPr>
-        <w:t>的歡快心情表現得</w:t>
-      </w:r>
-      <w:r>
-        <w:rPr>
-          <w:rFonts w:hint="eastAsia"/>
-          <w:b/>
-          <w:szCs w:val="28"/>
-        </w:rPr>
-        <w:t>淋漓盡致</w:t>
-      </w:r>
-      <w:r>
-        <w:rPr>
-          <w:rFonts w:hint="eastAsia"/>
-          <w:bCs/>
-          <w:szCs w:val="28"/>
-        </w:rPr>
-        <w:t>。她善於剪裁，僅僅</w:t>
-      </w:r>
-      <w:proofErr w:type="gramStart"/>
-      <w:r>
-        <w:rPr>
-          <w:rFonts w:hint="eastAsia"/>
-          <w:bCs/>
-          <w:szCs w:val="28"/>
-        </w:rPr>
-        <w:t>截取了醉歸途</w:t>
-      </w:r>
-      <w:proofErr w:type="gramEnd"/>
-      <w:r>
-        <w:rPr>
-          <w:rFonts w:hint="eastAsia"/>
-          <w:bCs/>
-          <w:szCs w:val="28"/>
-        </w:rPr>
-        <w:t>中、誤入荷塘、</w:t>
-      </w:r>
-      <w:proofErr w:type="gramStart"/>
-      <w:r>
-        <w:rPr>
-          <w:rFonts w:hint="eastAsia"/>
-          <w:bCs/>
-          <w:szCs w:val="28"/>
-        </w:rPr>
-        <w:t>驚飛水鳥</w:t>
-      </w:r>
-      <w:proofErr w:type="gramEnd"/>
-      <w:r>
-        <w:rPr>
-          <w:rFonts w:hint="eastAsia"/>
-          <w:bCs/>
-          <w:szCs w:val="28"/>
-        </w:rPr>
-        <w:t>這個“鏡頭”，稍加</w:t>
-      </w:r>
-      <w:r>
-        <w:rPr>
-          <w:rFonts w:hint="eastAsia"/>
-          <w:b/>
-          <w:szCs w:val="28"/>
-        </w:rPr>
-        <w:t>點染</w:t>
-      </w:r>
-      <w:r>
-        <w:rPr>
-          <w:rFonts w:hint="eastAsia"/>
-          <w:bCs/>
-          <w:szCs w:val="28"/>
-        </w:rPr>
-        <w:t>，就寫出了她這次郊遊中不同一般、最難以忘懷之處，使讀者不僅如臨其境，也如聞其聲。</w:t>
-      </w:r>
-      <w:proofErr w:type="gramStart"/>
-      <w:r>
-        <w:rPr>
-          <w:rFonts w:hint="eastAsia"/>
-          <w:bCs/>
-          <w:szCs w:val="28"/>
-        </w:rPr>
-        <w:t>總之，</w:t>
-      </w:r>
-      <w:proofErr w:type="gramEnd"/>
-      <w:r>
-        <w:rPr>
-          <w:rFonts w:hint="eastAsia"/>
-          <w:bCs/>
-          <w:szCs w:val="28"/>
-        </w:rPr>
-        <w:t>這</w:t>
-      </w:r>
-      <w:proofErr w:type="gramStart"/>
-      <w:r>
-        <w:rPr>
-          <w:rFonts w:hint="eastAsia"/>
-          <w:bCs/>
-          <w:szCs w:val="28"/>
-        </w:rPr>
-        <w:t>首小詞</w:t>
-      </w:r>
-      <w:proofErr w:type="gramEnd"/>
-      <w:r>
-        <w:rPr>
-          <w:rFonts w:hint="eastAsia"/>
-          <w:bCs/>
-          <w:szCs w:val="28"/>
-        </w:rPr>
-        <w:t>，雖然並無深意，但寫得簡練、生動而傳神，今天讀來，還是引人入勝的。</w:t>
+        <w:t>。瞬間，無數水鳥拍打著翅膀飛向暮色天空。</w:t>
       </w:r>
     </w:p>
     <w:p>
       <w:pPr>
-        <w:spacing w:after="0" w:line="420" w:lineRule="exact"/>
+        <w:spacing w:after="0" w:line="480" w:lineRule="exact"/>
         <w:ind w:left="-6" w:right="0" w:hanging="11"/>
+        <w:jc w:val="both"/>
         <w:rPr>
           <w:bCs/>
           <w:spacing w:val="-6"/>
@@ -1809,6 +1249,7 @@
           <w:bCs/>
           <w:szCs w:val="28"/>
         </w:rPr>
+        <w:lastRenderedPageBreak/>
         <w:t xml:space="preserve">    </w:t>
       </w:r>
       <w:r>
@@ -1817,90 +1258,108 @@
           <w:bCs/>
           <w:szCs w:val="28"/>
         </w:rPr>
-        <w:t>另外，一個有文化的女子，到郊野遊玩，還喝得大醉，這在今天也是不多見的，在</w:t>
-      </w:r>
-      <w:r>
-        <w:rPr>
-          <w:rFonts w:hint="eastAsia"/>
+        <w:t>藝術特色分析：</w:t>
+      </w:r>
+      <w:proofErr w:type="gramStart"/>
+      <w:r>
+        <w:rPr>
+          <w:rFonts w:hint="eastAsia"/>
+          <w:bCs/>
+          <w:szCs w:val="28"/>
+        </w:rPr>
+        <w:t>本詞最</w:t>
+      </w:r>
+      <w:proofErr w:type="gramEnd"/>
+      <w:r>
+        <w:rPr>
+          <w:rFonts w:hint="eastAsia"/>
+          <w:bCs/>
+          <w:szCs w:val="28"/>
+        </w:rPr>
+        <w:t>成功的藝術手法在於</w:t>
+      </w:r>
+      <w:r>
+        <w:rPr>
+          <w:bCs/>
+          <w:szCs w:val="28"/>
+        </w:rPr>
+        <w:t>「以</w:t>
+      </w:r>
+      <w:proofErr w:type="gramStart"/>
+      <w:r>
+        <w:rPr>
+          <w:bCs/>
+          <w:szCs w:val="28"/>
+        </w:rPr>
+        <w:t>動寫靜</w:t>
+      </w:r>
+      <w:proofErr w:type="gramEnd"/>
+      <w:r>
+        <w:rPr>
+          <w:bCs/>
+          <w:szCs w:val="28"/>
+        </w:rPr>
+        <w:t>」與「情景交融」。詞人將視覺、聽覺與心理活動完美結合，前半段的「沉醉」與後半段的「</w:t>
+      </w:r>
+      <w:proofErr w:type="gramStart"/>
+      <w:r>
+        <w:rPr>
+          <w:bCs/>
+          <w:szCs w:val="28"/>
+        </w:rPr>
+        <w:t>驚鷺」</w:t>
+      </w:r>
+      <w:proofErr w:type="gramEnd"/>
+      <w:r>
+        <w:rPr>
+          <w:bCs/>
+          <w:szCs w:val="28"/>
+        </w:rPr>
+        <w:t>形成強烈對比。由</w:t>
+      </w:r>
+      <w:proofErr w:type="gramStart"/>
+      <w:r>
+        <w:rPr>
+          <w:bCs/>
+          <w:szCs w:val="28"/>
+        </w:rPr>
+        <w:t>靜入動</w:t>
+      </w:r>
+      <w:proofErr w:type="gramEnd"/>
+      <w:r>
+        <w:rPr>
+          <w:bCs/>
+          <w:szCs w:val="28"/>
+        </w:rPr>
+        <w:t>，在最熱烈的一幕</w:t>
+      </w:r>
+      <w:r>
+        <w:rPr>
           <w:b/>
           <w:szCs w:val="28"/>
         </w:rPr>
-        <w:t>封建禮教</w:t>
-      </w:r>
-      <w:r>
-        <w:rPr>
-          <w:rFonts w:hint="eastAsia"/>
+        <w:t>戛然而止</w:t>
+      </w:r>
+      <w:r>
+        <w:rPr>
           <w:bCs/>
           <w:szCs w:val="28"/>
         </w:rPr>
-        <w:t>重壓之下的</w:t>
-      </w:r>
-      <w:r>
-        <w:rPr>
-          <w:rFonts w:hint="eastAsia"/>
+        <w:t>，留給讀者無盡的</w:t>
+      </w:r>
+      <w:r>
+        <w:rPr>
+          <w:b/>
+          <w:szCs w:val="28"/>
+        </w:rPr>
+        <w:t>餘韻</w:t>
+      </w:r>
+      <w:r>
+        <w:rPr>
           <w:bCs/>
           <w:szCs w:val="28"/>
-          <w:u w:val="single"/>
-        </w:rPr>
-        <w:t>宋代</w:t>
-      </w:r>
-      <w:r>
-        <w:rPr>
-          <w:rFonts w:hint="eastAsia"/>
-          <w:bCs/>
-          <w:szCs w:val="28"/>
-        </w:rPr>
-        <w:t>，那就更為稀罕了。這也表現了</w:t>
-      </w:r>
-      <w:r>
-        <w:rPr>
-          <w:rFonts w:hint="eastAsia"/>
-          <w:bCs/>
-          <w:szCs w:val="28"/>
-          <w:u w:val="single"/>
-        </w:rPr>
-        <w:t>李清照</w:t>
-      </w:r>
-      <w:r>
-        <w:rPr>
-          <w:rFonts w:hint="eastAsia"/>
-          <w:bCs/>
-          <w:szCs w:val="28"/>
-        </w:rPr>
-        <w:t>性格中任情豪放、不受拘束的一個方面。</w:t>
-      </w:r>
-      <w:r>
-        <w:rPr>
-          <w:rFonts w:hint="eastAsia"/>
-          <w:bCs/>
-          <w:spacing w:val="-6"/>
-          <w:szCs w:val="28"/>
-        </w:rPr>
-        <w:t>(資料來源：</w:t>
-      </w:r>
-      <w:hyperlink r:id="rId10" w:history="1">
-        <w:r>
-          <w:rPr>
-            <w:rStyle w:val="a8"/>
-            <w:bCs/>
-            <w:spacing w:val="-6"/>
-            <w:szCs w:val="28"/>
-          </w:rPr>
-          <w:t>https://bit.ly/3GaE2Fg</w:t>
-        </w:r>
-      </w:hyperlink>
-      <w:hyperlink r:id="rId11" w:history="1"/>
-      <w:hyperlink r:id="rId12" w:history="1"/>
-      <w:hyperlink r:id="rId13" w:history="1"/>
-      <w:hyperlink r:id="rId14" w:history="1"/>
-      <w:r>
-        <w:rPr>
-          <w:rFonts w:hint="eastAsia"/>
-          <w:bCs/>
-          <w:spacing w:val="-6"/>
-          <w:szCs w:val="28"/>
-        </w:rPr>
-        <w:t>)</w:t>
+        </w:rPr>
+        <w:t>與想像空間。這不僅是一次迷途的經歷，更是詞人對自由、青春與生命力的熱烈歌頌。</w:t>
       </w:r>
     </w:p>
     <w:p>
@@ -1931,14 +1390,15 @@
           <w:ilvl w:val="0"/>
           <w:numId w:val="1"/>
         </w:numPr>
-        <w:spacing w:line="400" w:lineRule="exact"/>
-        <w:ind w:leftChars="0" w:right="0"/>
-      </w:pPr>
-      <w:r>
-        <w:rPr>
-          <w:rFonts w:hint="eastAsia"/>
-        </w:rPr>
-        <w:t>歷歷如繪</w:t>
+        <w:spacing w:line="480" w:lineRule="exact"/>
+        <w:ind w:leftChars="0" w:left="284" w:right="0" w:hanging="284"/>
+        <w:jc w:val="both"/>
+      </w:pPr>
+      <w:r>
+        <w:rPr>
+          <w:rFonts w:hint="eastAsia"/>
+        </w:rPr>
+        <w:t>凝練</w:t>
       </w:r>
       <w:r>
         <w:rPr>
@@ -1950,40 +1410,57 @@
         <w:rPr>
           <w:rFonts w:hint="eastAsia"/>
         </w:rPr>
-        <w:t>描寫、陳述得</w:t>
+        <w:t>形容文字、語言或藝術風格簡練、緊湊，沒有多餘的廢話，卻蘊含豐富的意義。</w:t>
+      </w:r>
+      <w:r>
+        <w:rPr>
+          <w:rFonts w:hint="eastAsia"/>
+          <w:u w:val="single"/>
+        </w:rPr>
+        <w:t>李清照</w:t>
+      </w:r>
+      <w:r>
+        <w:rPr>
+          <w:rFonts w:hint="eastAsia"/>
+        </w:rPr>
+        <w:t>僅用這兩</w:t>
       </w:r>
       <w:proofErr w:type="gramStart"/>
       <w:r>
         <w:rPr>
           <w:rFonts w:hint="eastAsia"/>
         </w:rPr>
-        <w:t>清楚，</w:t>
+        <w:t>個</w:t>
       </w:r>
       <w:proofErr w:type="gramEnd"/>
       <w:r>
         <w:rPr>
           <w:rFonts w:hint="eastAsia"/>
         </w:rPr>
-        <w:t>就像畫面呈現眼前一般。</w:t>
-      </w:r>
-    </w:p>
-    <w:p>
-      <w:pPr>
-        <w:pStyle w:val="aa"/>
-        <w:spacing w:line="400" w:lineRule="exact"/>
-        <w:ind w:leftChars="0" w:right="0" w:firstLine="0"/>
-      </w:pPr>
-      <w:r>
-        <w:rPr>
-          <w:rFonts w:hint="eastAsia"/>
-        </w:rPr>
-        <w:t>【例】</w:t>
-      </w:r>
-      <w:r>
-        <w:rPr>
-          <w:rFonts w:hint="eastAsia"/>
-        </w:rPr>
-        <w:t>「他描寫生動，歷歷如繪，引人入勝。」</w:t>
+        <w:t>字，就極其精簡且有力地帶出整首詞是「一段深藏於心</w:t>
+      </w:r>
+      <w:r>
+        <w:br/>
+      </w:r>
+      <w:r>
+        <w:rPr>
+          <w:rFonts w:hint="eastAsia"/>
+        </w:rPr>
+        <w:t>、時常回想起的美好記憶」，展現了極高</w:t>
+      </w:r>
+      <w:proofErr w:type="gramStart"/>
+      <w:r>
+        <w:rPr>
+          <w:rFonts w:hint="eastAsia"/>
+        </w:rPr>
+        <w:t>的煉字功力</w:t>
+      </w:r>
+      <w:proofErr w:type="gramEnd"/>
+      <w:r>
+        <w:rPr>
+          <w:rFonts w:hint="eastAsia"/>
+        </w:rPr>
+        <w:t>。</w:t>
       </w:r>
     </w:p>
     <w:p>
@@ -1993,107 +1470,41 @@
           <w:ilvl w:val="0"/>
           <w:numId w:val="1"/>
         </w:numPr>
-        <w:spacing w:line="400" w:lineRule="exact"/>
-        <w:ind w:leftChars="0" w:right="0"/>
-      </w:pPr>
-      <w:r>
-        <w:rPr>
-          <w:rFonts w:hint="eastAsia"/>
-        </w:rPr>
-        <w:t>黯</w:t>
-      </w:r>
-      <w:r>
-        <w:rPr>
-          <w:rFonts w:hint="eastAsia"/>
-        </w:rPr>
-        <w:t>(</w:t>
+        <w:spacing w:line="480" w:lineRule="exact"/>
+        <w:ind w:leftChars="0" w:left="284" w:right="0" w:hanging="284"/>
+        <w:jc w:val="both"/>
+      </w:pPr>
+      <w:r>
+        <w:rPr>
+          <w:rFonts w:hint="eastAsia"/>
+        </w:rPr>
+        <w:t>宛如</w:t>
+      </w:r>
+      <w:r>
+        <w:rPr>
+          <w:rFonts w:hint="eastAsia"/>
+        </w:rPr>
+        <w:t>：</w:t>
+      </w:r>
+      <w:r>
+        <w:rPr>
+          <w:rFonts w:hint="eastAsia"/>
+        </w:rPr>
+        <w:t>好像、彷彿。文中將「常記」二字比喻為「記憶的閘門」，用「宛如」來建立這個生動的聯想，幫助讀者體會這兩</w:t>
       </w:r>
       <w:proofErr w:type="gramStart"/>
       <w:r>
         <w:rPr>
           <w:rFonts w:hint="eastAsia"/>
-          <w:color w:val="FF0000"/>
-          <w:sz w:val="16"/>
-          <w:szCs w:val="16"/>
-        </w:rPr>
-        <w:t>ㄢˋ</w:t>
+        </w:rPr>
+        <w:t>個</w:t>
       </w:r>
       <w:proofErr w:type="gramEnd"/>
       <w:r>
         <w:rPr>
           <w:rFonts w:hint="eastAsia"/>
         </w:rPr>
-        <w:t>)</w:t>
-      </w:r>
-      <w:r>
-        <w:rPr>
-          <w:rFonts w:hint="eastAsia"/>
-        </w:rPr>
-        <w:t>淡</w:t>
-      </w:r>
-      <w:r>
-        <w:rPr>
-          <w:rFonts w:hint="eastAsia"/>
-        </w:rPr>
-        <w:t>：</w:t>
-      </w:r>
-    </w:p>
-    <w:p>
-      <w:pPr>
-        <w:pStyle w:val="aa"/>
-        <w:numPr>
-          <w:ilvl w:val="0"/>
-          <w:numId w:val="42"/>
-        </w:numPr>
-        <w:spacing w:line="400" w:lineRule="exact"/>
-        <w:ind w:leftChars="0" w:right="0"/>
-      </w:pPr>
-      <w:r>
-        <w:rPr>
-          <w:rFonts w:hint="eastAsia"/>
-        </w:rPr>
-        <w:t>陳舊、灰暗、不明亮的樣子。【例】今晚月亮被部分烏雲遮住，月光有些黯淡。</w:t>
-      </w:r>
-    </w:p>
-    <w:p>
-      <w:pPr>
-        <w:pStyle w:val="aa"/>
-        <w:numPr>
-          <w:ilvl w:val="0"/>
-          <w:numId w:val="42"/>
-        </w:numPr>
-        <w:spacing w:line="400" w:lineRule="exact"/>
-        <w:ind w:leftChars="0" w:right="0"/>
-      </w:pPr>
-      <w:r>
-        <w:rPr>
-          <w:rFonts w:hint="eastAsia"/>
-        </w:rPr>
-        <w:t>形容景象悲慘。【例】前途黯淡</w:t>
-      </w:r>
-      <w:r>
-        <w:rPr>
-          <w:rFonts w:hint="eastAsia"/>
-        </w:rPr>
-        <w:t xml:space="preserve">   </w:t>
-      </w:r>
-      <w:r>
-        <w:rPr>
-          <w:rFonts w:hint="eastAsia"/>
-        </w:rPr>
-        <w:t>歷歷</w:t>
-      </w:r>
-      <w:r>
-        <w:rPr>
-          <w:rFonts w:hint="eastAsia"/>
-        </w:rPr>
-        <w:t>：</w:t>
-      </w:r>
-      <w:r>
-        <w:rPr>
-          <w:rFonts w:hint="eastAsia"/>
-        </w:rPr>
-        <w:t>清楚明白，分明可數。</w:t>
+        <w:t>字一出現，少女時期的美好畫面便如潮水般湧現的視覺感。</w:t>
       </w:r>
     </w:p>
     <w:p>
@@ -2103,104 +1514,69 @@
           <w:ilvl w:val="0"/>
           <w:numId w:val="1"/>
         </w:numPr>
-        <w:spacing w:line="400" w:lineRule="exact"/>
-        <w:ind w:leftChars="0" w:right="0"/>
-      </w:pPr>
-      <w:r>
-        <w:rPr>
-          <w:rFonts w:hint="eastAsia"/>
-        </w:rPr>
-        <w:t>心急火燎</w:t>
-      </w:r>
-      <w:r>
-        <w:rPr>
-          <w:rFonts w:hint="eastAsia"/>
-        </w:rPr>
-        <w:t>(</w:t>
+        <w:spacing w:line="480" w:lineRule="exact"/>
+        <w:ind w:leftChars="0" w:left="284" w:right="0" w:hanging="284"/>
+        <w:jc w:val="both"/>
+      </w:pPr>
+      <w:r>
+        <w:rPr>
+          <w:rFonts w:hint="eastAsia"/>
+        </w:rPr>
+        <w:t>舟楫</w:t>
+      </w:r>
+      <w:r>
+        <w:rPr>
+          <w:rFonts w:hint="eastAsia"/>
+        </w:rPr>
+        <w:t>：</w:t>
+      </w:r>
+      <w:r>
+        <w:rPr>
+          <w:rFonts w:hint="eastAsia"/>
+        </w:rPr>
+        <w:t>船隻與船槳，這裡泛指船隻。指涉詞人當天</w:t>
       </w:r>
       <w:proofErr w:type="gramStart"/>
       <w:r>
         <w:rPr>
           <w:rFonts w:hint="eastAsia"/>
-          <w:color w:val="FF0000"/>
-          <w:sz w:val="16"/>
-          <w:szCs w:val="16"/>
-        </w:rPr>
-        <w:t>ㄌㄧㄠˋ</w:t>
+        </w:rPr>
+        <w:t>划</w:t>
       </w:r>
       <w:proofErr w:type="gramEnd"/>
       <w:r>
         <w:rPr>
           <w:rFonts w:hint="eastAsia"/>
-          <w:color w:val="auto"/>
-          <w:szCs w:val="28"/>
-        </w:rPr>
-        <w:t>或</w:t>
+        </w:rPr>
+        <w:t>動的小船。這個詞帶有古典文學的優雅色彩，</w:t>
       </w:r>
       <w:proofErr w:type="gramStart"/>
       <w:r>
         <w:rPr>
           <w:rFonts w:hint="eastAsia"/>
-          <w:color w:val="FF0000"/>
-          <w:sz w:val="16"/>
-          <w:szCs w:val="16"/>
-        </w:rPr>
-        <w:t>ㄌㄧㄠ</w:t>
-      </w:r>
-      <w:r>
-        <w:rPr>
-          <w:rFonts w:hint="eastAsia"/>
-          <w:color w:val="FF0000"/>
-          <w:sz w:val="16"/>
-          <w:szCs w:val="16"/>
-        </w:rPr>
-        <w:t>ˊ</w:t>
+        </w:rPr>
+        <w:t>契合詞作中</w:t>
       </w:r>
       <w:proofErr w:type="gramEnd"/>
       <w:r>
         <w:rPr>
           <w:rFonts w:hint="eastAsia"/>
         </w:rPr>
-        <w:t>)：</w:t>
-      </w:r>
-      <w:r>
-        <w:rPr>
-          <w:rFonts w:hint="eastAsia"/>
-        </w:rPr>
-        <w:t>心中十分焦急，就</w:t>
+        <w:t>「</w:t>
       </w:r>
       <w:proofErr w:type="gramStart"/>
       <w:r>
         <w:rPr>
           <w:rFonts w:hint="eastAsia"/>
         </w:rPr>
-        <w:t>像著</w:t>
+        <w:t>回舟</w:t>
       </w:r>
       <w:proofErr w:type="gramEnd"/>
       <w:r>
         <w:rPr>
           <w:rFonts w:hint="eastAsia"/>
         </w:rPr>
-        <w:t>了火一般。</w:t>
-      </w:r>
-    </w:p>
-    <w:p>
-      <w:pPr>
-        <w:pStyle w:val="aa"/>
-        <w:spacing w:line="400" w:lineRule="exact"/>
-        <w:ind w:leftChars="0" w:right="0" w:firstLine="0"/>
-      </w:pPr>
-      <w:r>
-        <w:rPr>
-          <w:rFonts w:hint="eastAsia"/>
-        </w:rPr>
-        <w:t>【例】</w:t>
-      </w:r>
-      <w:r>
-        <w:rPr>
-          <w:rFonts w:hint="eastAsia"/>
-        </w:rPr>
-        <w:t>「眼見搭火車快來不及了，他心急火燎，活像熱鍋上的螞蟻。」</w:t>
+        <w:t>」的意境，營造出水鄉澤國的古典氛圍。</w:t>
       </w:r>
     </w:p>
     <w:p>
@@ -2210,64 +1586,53 @@
           <w:ilvl w:val="0"/>
           <w:numId w:val="1"/>
         </w:numPr>
-        <w:spacing w:line="400" w:lineRule="exact"/>
-        <w:ind w:leftChars="0" w:right="0"/>
-      </w:pPr>
-      <w:proofErr w:type="gramStart"/>
-      <w:r>
-        <w:rPr>
-          <w:rFonts w:hint="eastAsia"/>
-        </w:rPr>
-        <w:t>戛</w:t>
-      </w:r>
-      <w:proofErr w:type="gramEnd"/>
-      <w:r>
-        <w:rPr>
-          <w:rFonts w:hint="eastAsia"/>
-        </w:rPr>
-        <w:t>(</w:t>
-      </w:r>
-      <w:proofErr w:type="gramStart"/>
-      <w:r>
-        <w:rPr>
-          <w:rFonts w:hint="eastAsia"/>
-          <w:color w:val="FF0000"/>
-          <w:sz w:val="16"/>
-          <w:szCs w:val="16"/>
-        </w:rPr>
-        <w:t>ㄐㄧㄚˊ</w:t>
-      </w:r>
-      <w:proofErr w:type="gramEnd"/>
-      <w:r>
-        <w:rPr>
-          <w:rFonts w:hint="eastAsia"/>
-        </w:rPr>
-        <w:t>)</w:t>
-      </w:r>
-      <w:r>
-        <w:rPr>
-          <w:rFonts w:hint="eastAsia"/>
-        </w:rPr>
-        <w:t>然而止</w:t>
-      </w:r>
-      <w:r>
-        <w:rPr>
-          <w:rFonts w:hint="eastAsia"/>
-        </w:rPr>
-        <w:t>：一陣聲響之後，突然停止下來。</w:t>
-      </w:r>
-    </w:p>
-    <w:p>
-      <w:pPr>
-        <w:pStyle w:val="aa"/>
-        <w:spacing w:line="400" w:lineRule="exact"/>
-        <w:ind w:leftChars="0" w:right="0" w:firstLine="0"/>
-      </w:pPr>
-      <w:r>
-        <w:rPr>
-          <w:rFonts w:hint="eastAsia"/>
-        </w:rPr>
-        <w:t>【例】當老師踏入教室時，同學們的嬉笑叫鬧聲隨即戛然而止。</w:t>
+        <w:spacing w:line="480" w:lineRule="exact"/>
+        <w:ind w:leftChars="0" w:left="284" w:right="0" w:hanging="284"/>
+        <w:jc w:val="both"/>
+      </w:pPr>
+      <w:r>
+        <w:rPr>
+          <w:rFonts w:hint="eastAsia"/>
+        </w:rPr>
+        <w:t>嬌憨</w:t>
+      </w:r>
+      <w:r>
+        <w:rPr>
+          <w:rFonts w:hint="eastAsia"/>
+        </w:rPr>
+        <w:t>：</w:t>
+      </w:r>
+      <w:r>
+        <w:rPr>
+          <w:rFonts w:hint="eastAsia"/>
+        </w:rPr>
+        <w:t>形容年少女子或孩童天真可愛、帶點傻氣或迷糊的樣子。用來形容</w:t>
+      </w:r>
+      <w:r>
+        <w:rPr>
+          <w:rFonts w:hint="eastAsia"/>
+          <w:u w:val="single"/>
+        </w:rPr>
+        <w:t>李清照</w:t>
+      </w:r>
+      <w:r>
+        <w:rPr>
+          <w:rFonts w:hint="eastAsia"/>
+        </w:rPr>
+        <w:t>「誤入」荷花深處的舉動。這展現了少女</w:t>
+      </w:r>
+      <w:r>
+        <w:rPr>
+          <w:rFonts w:hint="eastAsia"/>
+          <w:u w:val="single"/>
+        </w:rPr>
+        <w:t>李清照</w:t>
+      </w:r>
+      <w:r>
+        <w:rPr>
+          <w:rFonts w:hint="eastAsia"/>
+        </w:rPr>
+        <w:t>不拘泥於禮教、玩得太盡興而迷路的神態，突顯她活潑、純真且毫無心機的個性。</w:t>
       </w:r>
     </w:p>
     <w:p>
@@ -2277,14 +1642,38 @@
           <w:ilvl w:val="0"/>
           <w:numId w:val="1"/>
         </w:numPr>
-        <w:spacing w:line="400" w:lineRule="exact"/>
-        <w:ind w:leftChars="0" w:right="0"/>
-      </w:pPr>
-      <w:r>
-        <w:rPr>
-          <w:rFonts w:hint="eastAsia"/>
-        </w:rPr>
-        <w:t>流水賬</w:t>
+        <w:spacing w:line="480" w:lineRule="exact"/>
+        <w:ind w:leftChars="0" w:left="284" w:right="0" w:hanging="284"/>
+        <w:jc w:val="both"/>
+      </w:pPr>
+      <w:r>
+        <w:rPr>
+          <w:rFonts w:hint="eastAsia"/>
+        </w:rPr>
+        <w:t>靜謐</w:t>
+      </w:r>
+      <w:r>
+        <w:rPr>
+          <w:rFonts w:hint="eastAsia"/>
+        </w:rPr>
+        <w:t>(</w:t>
+      </w:r>
+      <w:proofErr w:type="gramStart"/>
+      <w:r>
+        <w:rPr>
+          <w:rFonts w:hint="eastAsia"/>
+          <w:color w:val="FF0000"/>
+          <w:sz w:val="16"/>
+          <w:szCs w:val="16"/>
+        </w:rPr>
+        <w:t>ㄇ一ˋ</w:t>
+      </w:r>
+      <w:proofErr w:type="gramEnd"/>
+      <w:r>
+        <w:rPr>
+          <w:rFonts w:hint="eastAsia"/>
+        </w:rPr>
+        <w:t>)</w:t>
       </w:r>
       <w:r>
         <w:rPr>
@@ -2292,65 +1681,39 @@
         </w:rPr>
         <w:t>：</w:t>
       </w:r>
-    </w:p>
-    <w:p>
-      <w:pPr>
-        <w:pStyle w:val="aa"/>
-        <w:numPr>
-          <w:ilvl w:val="0"/>
-          <w:numId w:val="43"/>
-        </w:numPr>
-        <w:spacing w:line="400" w:lineRule="exact"/>
-        <w:ind w:leftChars="0" w:right="0"/>
-      </w:pPr>
-      <w:r>
-        <w:rPr>
-          <w:rFonts w:hint="eastAsia"/>
-        </w:rPr>
-        <w:t>不分類別，逐條記錄每日金錢收支的記帳方式。</w:t>
-      </w:r>
-    </w:p>
-    <w:p>
-      <w:pPr>
-        <w:pStyle w:val="aa"/>
-        <w:spacing w:line="400" w:lineRule="exact"/>
-        <w:ind w:leftChars="0" w:left="960" w:right="0" w:firstLine="0"/>
-      </w:pPr>
-      <w:r>
-        <w:rPr>
-          <w:rFonts w:hint="eastAsia"/>
-        </w:rPr>
-        <w:t>【例】媽媽每天都把家裡的開支做成流水帳，作為開源節流的參考。</w:t>
-      </w:r>
-    </w:p>
-    <w:p>
-      <w:pPr>
-        <w:pStyle w:val="aa"/>
-        <w:numPr>
-          <w:ilvl w:val="0"/>
-          <w:numId w:val="43"/>
-        </w:numPr>
-        <w:spacing w:line="400" w:lineRule="exact"/>
-        <w:ind w:leftChars="0" w:right="0"/>
-      </w:pPr>
-      <w:r>
-        <w:rPr>
-          <w:rFonts w:hint="eastAsia"/>
-        </w:rPr>
-        <w:t>形容未經挑選，只按時間先後列敘事件，而枯燥無味的記載。</w:t>
-      </w:r>
-    </w:p>
-    <w:p>
-      <w:pPr>
-        <w:pStyle w:val="aa"/>
-        <w:spacing w:line="400" w:lineRule="exact"/>
-        <w:ind w:leftChars="0" w:left="960" w:right="0" w:firstLine="0"/>
-      </w:pPr>
-      <w:r>
-        <w:rPr>
-          <w:rFonts w:hint="eastAsia"/>
-        </w:rPr>
-        <w:t>【例】記敘文要選擇興味盎然的材料融鑄成篇，切忌寫成流水帳。</w:t>
+      <w:r>
+        <w:rPr>
+          <w:rFonts w:hint="eastAsia"/>
+        </w:rPr>
+        <w:t>安靜、寧靜。形容「</w:t>
+      </w:r>
+      <w:proofErr w:type="gramStart"/>
+      <w:r>
+        <w:rPr>
+          <w:rFonts w:hint="eastAsia"/>
+        </w:rPr>
+        <w:t>藕花深處</w:t>
+      </w:r>
+      <w:proofErr w:type="gramEnd"/>
+      <w:r>
+        <w:rPr>
+          <w:rFonts w:hint="eastAsia"/>
+        </w:rPr>
+        <w:t>」（荷花叢深處）的環境。在驚起鷺鷥之前，高大的荷葉與荷花將小船包圍，那是一個與</w:t>
+      </w:r>
+      <w:proofErr w:type="gramStart"/>
+      <w:r>
+        <w:rPr>
+          <w:rFonts w:hint="eastAsia"/>
+        </w:rPr>
+        <w:t>世</w:t>
+      </w:r>
+      <w:proofErr w:type="gramEnd"/>
+      <w:r>
+        <w:rPr>
+          <w:rFonts w:hint="eastAsia"/>
+        </w:rPr>
+        <w:t>隔絕、幽暗而安詳的空間，與後續的驚擾形成對比。</w:t>
       </w:r>
     </w:p>
     <w:p>
@@ -2360,108 +1723,83 @@
           <w:ilvl w:val="0"/>
           <w:numId w:val="1"/>
         </w:numPr>
-        <w:spacing w:line="400" w:lineRule="exact"/>
-        <w:ind w:leftChars="0" w:right="0"/>
-      </w:pPr>
-      <w:r>
-        <w:rPr>
-          <w:rFonts w:hint="eastAsia"/>
-        </w:rPr>
-        <w:t>淋漓</w:t>
-      </w:r>
-      <w:r>
-        <w:rPr>
-          <w:rFonts w:hint="eastAsia"/>
-        </w:rPr>
-        <w:t>(</w:t>
+        <w:spacing w:line="480" w:lineRule="exact"/>
+        <w:ind w:leftChars="0" w:left="284" w:right="0" w:hanging="284"/>
+        <w:jc w:val="both"/>
+      </w:pPr>
+      <w:r>
+        <w:rPr>
+          <w:rFonts w:hint="eastAsia"/>
+        </w:rPr>
+        <w:t>點</w:t>
       </w:r>
       <w:proofErr w:type="gramStart"/>
       <w:r>
         <w:rPr>
           <w:rFonts w:hint="eastAsia"/>
-          <w:color w:val="FF0000"/>
-          <w:sz w:val="16"/>
-          <w:szCs w:val="16"/>
-        </w:rPr>
-        <w:t>ㄌㄧㄣˊ</w:t>
+        </w:rPr>
+        <w:t>睛</w:t>
       </w:r>
       <w:proofErr w:type="gramEnd"/>
       <w:r>
         <w:rPr>
           <w:rFonts w:hint="eastAsia"/>
-          <w:color w:val="FF0000"/>
-          <w:sz w:val="16"/>
-          <w:szCs w:val="16"/>
-        </w:rPr>
-        <w:t xml:space="preserve"> </w:t>
+        </w:rPr>
+        <w:t>之筆</w:t>
+      </w:r>
+      <w:r>
+        <w:rPr>
+          <w:rFonts w:hint="eastAsia"/>
+        </w:rPr>
+        <w:t>：</w:t>
+      </w:r>
+      <w:r>
+        <w:rPr>
+          <w:rFonts w:hint="eastAsia"/>
+        </w:rPr>
+        <w:t>比喻作文或作畫時，在關鍵處加上一筆，使內容更加生動傳神。指「</w:t>
       </w:r>
       <w:proofErr w:type="gramStart"/>
       <w:r>
         <w:rPr>
           <w:rFonts w:hint="eastAsia"/>
-          <w:color w:val="FF0000"/>
-          <w:sz w:val="16"/>
-          <w:szCs w:val="16"/>
-        </w:rPr>
-        <w:t>ㄌㄧˊ</w:t>
+        </w:rPr>
+        <w:t>爭渡，爭渡</w:t>
       </w:r>
       <w:proofErr w:type="gramEnd"/>
       <w:r>
         <w:rPr>
           <w:rFonts w:hint="eastAsia"/>
         </w:rPr>
-        <w:t>)</w:t>
-      </w:r>
-      <w:r>
-        <w:rPr>
-          <w:rFonts w:hint="eastAsia"/>
-        </w:rPr>
-        <w:t>盡致</w:t>
-      </w:r>
-      <w:r>
-        <w:rPr>
-          <w:rFonts w:hint="eastAsia"/>
-        </w:rPr>
-        <w:t>：</w:t>
-      </w:r>
-      <w:r>
-        <w:rPr>
-          <w:rFonts w:hint="eastAsia"/>
-        </w:rPr>
-        <w:t>淋漓，溼透的樣子。「淋漓盡致」形容語言或文章表達得非常透</w:t>
+        <w:t>，驚起一灘</w:t>
       </w:r>
       <w:proofErr w:type="gramStart"/>
       <w:r>
         <w:rPr>
           <w:rFonts w:hint="eastAsia"/>
         </w:rPr>
-        <w:t>澈</w:t>
+        <w:t>鷗鷺」這句詞</w:t>
       </w:r>
       <w:proofErr w:type="gramEnd"/>
       <w:r>
         <w:rPr>
           <w:rFonts w:hint="eastAsia"/>
         </w:rPr>
-        <w:t>。後亦用「淋漓盡致」形容表現生動逼真。</w:t>
-      </w:r>
-    </w:p>
-    <w:p>
-      <w:pPr>
-        <w:pStyle w:val="aa"/>
-        <w:spacing w:line="400" w:lineRule="exact"/>
-        <w:ind w:leftChars="0" w:right="0" w:firstLine="0"/>
-      </w:pPr>
-      <w:r>
-        <w:rPr>
-          <w:rFonts w:hint="eastAsia"/>
-        </w:rPr>
-        <w:t>【例】</w:t>
-      </w:r>
-      <w:r>
-        <w:rPr>
-          <w:rFonts w:hint="eastAsia"/>
-        </w:rPr>
-        <w:t>這本小說將人性刻劃得淋漓盡致。</w:t>
+        <w:t>。這句話是全首詞的高潮，將原本平靜的畫面瞬間活化，是讓整首詞的生命力躍然紙上的</w:t>
+      </w:r>
+      <w:proofErr w:type="gramStart"/>
+      <w:r>
+        <w:rPr>
+          <w:rFonts w:hint="eastAsia"/>
+        </w:rPr>
+        <w:t>最</w:t>
+      </w:r>
+      <w:proofErr w:type="gramEnd"/>
+      <w:r>
+        <w:rPr>
+          <w:rFonts w:hint="eastAsia"/>
+        </w:rPr>
+        <w:t>關鍵寫作手法。</w:t>
       </w:r>
     </w:p>
     <w:p>
@@ -2471,14 +1809,46 @@
           <w:ilvl w:val="0"/>
           <w:numId w:val="1"/>
         </w:numPr>
-        <w:spacing w:line="400" w:lineRule="exact"/>
-        <w:ind w:leftChars="0" w:right="0"/>
-      </w:pPr>
-      <w:r>
-        <w:rPr>
-          <w:rFonts w:hint="eastAsia"/>
-        </w:rPr>
-        <w:t>點染</w:t>
+        <w:spacing w:line="480" w:lineRule="exact"/>
+        <w:ind w:leftChars="0" w:left="284" w:right="0" w:hanging="284"/>
+        <w:jc w:val="both"/>
+      </w:pPr>
+      <w:proofErr w:type="gramStart"/>
+      <w:r>
+        <w:rPr>
+          <w:rFonts w:hint="eastAsia"/>
+        </w:rPr>
+        <w:t>戛</w:t>
+      </w:r>
+      <w:proofErr w:type="gramEnd"/>
+      <w:r>
+        <w:rPr>
+          <w:rFonts w:hint="eastAsia"/>
+        </w:rPr>
+        <w:t>(</w:t>
+      </w:r>
+      <w:proofErr w:type="gramStart"/>
+      <w:r>
+        <w:rPr>
+          <w:rFonts w:hint="eastAsia"/>
+          <w:color w:val="FF0000"/>
+          <w:sz w:val="16"/>
+          <w:szCs w:val="16"/>
+        </w:rPr>
+        <w:t>ㄐㄧㄚˊ</w:t>
+      </w:r>
+      <w:proofErr w:type="gramEnd"/>
+      <w:r>
+        <w:rPr>
+          <w:rFonts w:hint="eastAsia"/>
+        </w:rPr>
+        <w:t>)</w:t>
+      </w:r>
+      <w:r>
+        <w:rPr>
+          <w:rFonts w:hint="eastAsia"/>
+        </w:rPr>
+        <w:t>然而止</w:t>
       </w:r>
       <w:r>
         <w:rPr>
@@ -2486,50 +1856,45 @@
         </w:rPr>
         <w:t>：</w:t>
       </w:r>
-    </w:p>
-    <w:p>
-      <w:pPr>
-        <w:pStyle w:val="aa"/>
-        <w:numPr>
-          <w:ilvl w:val="0"/>
-          <w:numId w:val="43"/>
-        </w:numPr>
-        <w:spacing w:line="400" w:lineRule="exact"/>
-        <w:ind w:leftChars="0" w:right="0"/>
-      </w:pPr>
-      <w:r>
-        <w:rPr>
-          <w:rFonts w:hint="eastAsia"/>
-        </w:rPr>
-        <w:t>畫家點綴景物及渲染色彩。後亦</w:t>
+      <w:r>
+        <w:rPr>
+          <w:rFonts w:hint="eastAsia"/>
+        </w:rPr>
+        <w:t>形容聲音突然停止。</w:t>
       </w:r>
       <w:proofErr w:type="gramStart"/>
       <w:r>
         <w:rPr>
           <w:rFonts w:hint="eastAsia"/>
         </w:rPr>
-        <w:t>代稱畫水墨畫</w:t>
+        <w:t>指</w:t>
+      </w:r>
+      <w:r>
+        <w:rPr>
+          <w:rFonts w:hint="eastAsia"/>
+        </w:rPr>
+        <w:t>詞作</w:t>
       </w:r>
       <w:proofErr w:type="gramEnd"/>
       <w:r>
         <w:rPr>
           <w:rFonts w:hint="eastAsia"/>
         </w:rPr>
-        <w:t>。</w:t>
-      </w:r>
-    </w:p>
-    <w:p>
-      <w:pPr>
-        <w:pStyle w:val="aa"/>
-        <w:numPr>
-          <w:ilvl w:val="0"/>
-          <w:numId w:val="43"/>
-        </w:numPr>
-        <w:spacing w:line="400" w:lineRule="exact"/>
-        <w:ind w:leftChars="0" w:right="0"/>
-      </w:pPr>
-      <w:r>
-        <w:t>文章信筆隨意寫成。</w:t>
+        <w:t>在「驚起一灘</w:t>
+      </w:r>
+      <w:proofErr w:type="gramStart"/>
+      <w:r>
+        <w:rPr>
+          <w:rFonts w:hint="eastAsia"/>
+        </w:rPr>
+        <w:t>鷗鷺」</w:t>
+      </w:r>
+      <w:proofErr w:type="gramEnd"/>
+      <w:r>
+        <w:rPr>
+          <w:rFonts w:hint="eastAsia"/>
+        </w:rPr>
+        <w:t>、滿天水鳥飛舞的最熱烈瞬間突然結束。這種收尾方式不拖泥帶水，留給讀者強烈的視覺衝擊。</w:t>
       </w:r>
     </w:p>
     <w:p>
@@ -2539,120 +1904,75 @@
           <w:ilvl w:val="0"/>
           <w:numId w:val="1"/>
         </w:numPr>
-        <w:spacing w:line="400" w:lineRule="exact"/>
-        <w:ind w:leftChars="0" w:right="0"/>
-      </w:pPr>
-      <w:r>
-        <w:rPr>
-          <w:rFonts w:hint="eastAsia"/>
-        </w:rPr>
-        <w:t>封建：</w:t>
-      </w:r>
-    </w:p>
-    <w:p>
-      <w:pPr>
-        <w:pStyle w:val="aa"/>
-        <w:numPr>
-          <w:ilvl w:val="0"/>
-          <w:numId w:val="44"/>
-        </w:numPr>
-        <w:spacing w:line="400" w:lineRule="exact"/>
-        <w:ind w:leftChars="0" w:right="0"/>
-      </w:pPr>
-      <w:r>
-        <w:rPr>
-          <w:rFonts w:hint="eastAsia"/>
-        </w:rPr>
-        <w:t>古代帝王以爵位、土地分封給人，使其各自建立邦國的一種制度。</w:t>
-      </w:r>
-    </w:p>
-    <w:p>
-      <w:pPr>
-        <w:pStyle w:val="aa"/>
-        <w:numPr>
-          <w:ilvl w:val="0"/>
-          <w:numId w:val="44"/>
-        </w:numPr>
-        <w:spacing w:line="400" w:lineRule="exact"/>
-        <w:ind w:leftChars="0" w:right="0"/>
-      </w:pPr>
-      <w:r>
-        <w:rPr>
-          <w:rFonts w:hint="eastAsia"/>
-        </w:rPr>
-        <w:t>比喻思想守舊</w:t>
+        <w:spacing w:line="480" w:lineRule="exact"/>
+        <w:ind w:leftChars="0" w:left="284" w:right="0" w:hanging="284"/>
+        <w:jc w:val="both"/>
+      </w:pPr>
+      <w:r>
+        <w:rPr>
+          <w:rFonts w:hint="eastAsia"/>
+        </w:rPr>
+        <w:t>餘韻</w:t>
+      </w:r>
+      <w:r>
+        <w:rPr>
+          <w:rFonts w:hint="eastAsia"/>
+        </w:rPr>
+        <w:t>：</w:t>
+      </w:r>
+      <w:r>
+        <w:rPr>
+          <w:rFonts w:hint="eastAsia"/>
+        </w:rPr>
+        <w:t>遺留下來的韻致、聲音或回甘的趣味。</w:t>
       </w:r>
       <w:proofErr w:type="gramStart"/>
       <w:r>
         <w:rPr>
           <w:rFonts w:hint="eastAsia"/>
         </w:rPr>
-        <w:t>迂</w:t>
+        <w:t>指詞作</w:t>
       </w:r>
       <w:proofErr w:type="gramEnd"/>
       <w:r>
         <w:rPr>
           <w:rFonts w:hint="eastAsia"/>
         </w:rPr>
-        <w:t>(</w:t>
+        <w:t>在最熱烈處收尾後，留給讀者的心理感受。雖然詞結束了，但那幅「</w:t>
       </w:r>
       <w:proofErr w:type="gramStart"/>
       <w:r>
         <w:rPr>
           <w:rFonts w:hint="eastAsia"/>
-          <w:color w:val="FF0000"/>
-          <w:sz w:val="16"/>
-          <w:szCs w:val="16"/>
-        </w:rPr>
-        <w:t>ㄩ</w:t>
+        </w:rPr>
+        <w:t>驚鷺飛天</w:t>
       </w:r>
       <w:proofErr w:type="gramEnd"/>
       <w:r>
         <w:rPr>
           <w:rFonts w:hint="eastAsia"/>
         </w:rPr>
-        <w:t>)</w:t>
-      </w:r>
-      <w:r>
-        <w:rPr>
-          <w:rFonts w:hint="eastAsia"/>
-        </w:rPr>
-        <w:t>腐。【例】他的思想太封建了，到現在居然還有男尊女卑的觀念。</w:t>
-      </w:r>
-      <w:r>
-        <w:rPr>
-          <w:rFonts w:hint="eastAsia"/>
-        </w:rPr>
-        <w:t>迂腐</w:t>
-      </w:r>
-      <w:r>
-        <w:rPr>
-          <w:rFonts w:hint="eastAsia"/>
-        </w:rPr>
-        <w:t>：拘泥陳舊思想，無法順應時代潮流。</w:t>
-      </w:r>
-    </w:p>
-    <w:p>
-      <w:pPr>
-        <w:pStyle w:val="aa"/>
-        <w:numPr>
-          <w:ilvl w:val="0"/>
-          <w:numId w:val="1"/>
-        </w:numPr>
-        <w:spacing w:line="400" w:lineRule="exact"/>
-        <w:ind w:leftChars="0" w:right="0"/>
-      </w:pPr>
-      <w:r>
-        <w:rPr>
-          <w:rFonts w:hint="eastAsia"/>
-        </w:rPr>
-        <w:t>禮教：禮儀教化。</w:t>
+        <w:t>」的畫面與少女的歡笑聲，依然在讀者腦海中</w:t>
+      </w:r>
+      <w:proofErr w:type="gramStart"/>
+      <w:r>
+        <w:rPr>
+          <w:rFonts w:hint="eastAsia"/>
+        </w:rPr>
+        <w:t>迴盪</w:t>
+      </w:r>
+      <w:proofErr w:type="gramEnd"/>
+      <w:r>
+        <w:rPr>
+          <w:rFonts w:hint="eastAsia"/>
+        </w:rPr>
+        <w:t>，令人回味無窮。</w:t>
       </w:r>
     </w:p>
     <w:sectPr>
       <w:type w:val="continuous"/>
       <w:pgSz w:w="11906" w:h="16838"/>
-      <w:pgMar w:top="567" w:right="567" w:bottom="567" w:left="567" w:header="0" w:footer="0" w:gutter="0"/>
+      <w:pgMar w:top="851" w:right="851" w:bottom="567" w:left="851" w:header="0" w:footer="0" w:gutter="0"/>
       <w:cols w:space="720"/>
       <w:docGrid w:linePitch="381"/>
     </w:sectPr>
@@ -2661,7 +1981,7 @@
 </file>
 
 <file path=word/endnotes.xml><?xml version="1.0" encoding="utf-8"?>
-<w:endnotes xmlns:wpc="http://schemas.microsoft.com/office/word/2010/wordprocessingCanvas" xmlns:cx="http://schemas.microsoft.com/office/drawing/2014/chartex" xmlns:cx1="http://schemas.microsoft.com/office/drawing/2015/9/8/chartex" xmlns:cx2="http://schemas.microsoft.com/office/drawing/2015/10/21/chartex" xmlns:cx3="http://schemas.microsoft.com/office/drawing/2016/5/9/chartex" xmlns:cx4="http://schemas.microsoft.com/office/drawing/2016/5/10/chartex" xmlns:cx5="http://schemas.microsoft.com/office/drawing/2016/5/11/chartex" xmlns:cx6="http://schemas.microsoft.com/office/drawing/2016/5/12/chartex" xmlns:cx7="http://schemas.microsoft.com/office/drawing/2016/5/13/chartex" xmlns:cx8="http://schemas.microsoft.com/office/drawing/2016/5/14/chartex" xmlns:mc="http://schemas.openxmlformats.org/markup-compatibility/2006" xmlns:aink="http://schemas.microsoft.com/office/drawing/2016/ink" xmlns:am3d="http://schemas.microsoft.com/office/drawing/2017/model3d" xmlns:o="urn:schemas-microsoft-com:office:office" xmlns:oel="http://schemas.microsoft.com/office/2019/extlst" xmlns:r="http://schemas.openxmlformats.org/officeDocument/2006/relationships" xmlns:m="http://schemas.openxmlformats.org/officeDocument/2006/math" xmlns:v="urn:schemas-microsoft-com:vml" xmlns:wp14="http://schemas.microsoft.com/office/word/2010/wordprocessingDrawing" xmlns:wp="http://schemas.openxmlformats.org/drawingml/2006/wordprocessingDrawing" xmlns:w10="urn:schemas-microsoft-com:office:word" xmlns:w="http://schemas.openxmlformats.org/wordprocessingml/2006/main" xmlns:w14="http://schemas.microsoft.com/office/word/2010/wordml" xmlns:w15="http://schemas.microsoft.com/office/word/2012/wordml" xmlns:w16cex="http://schemas.microsoft.com/office/word/2018/wordml/cex" xmlns:w16cid="http://schemas.microsoft.com/office/word/2016/wordml/cid" xmlns:w16="http://schemas.microsoft.com/office/word/2018/wordml" xmlns:w16du="http://schemas.microsoft.com/office/word/2023/wordml/word16du" xmlns:w16sdtdh="http://schemas.microsoft.com/office/word/2020/wordml/sdtdatahash" xmlns:w16se="http://schemas.microsoft.com/office/word/2015/wordml/symex" xmlns:wpg="http://schemas.microsoft.com/office/word/2010/wordprocessingGroup" xmlns:wpi="http://schemas.microsoft.com/office/word/2010/wordprocessingInk" xmlns:wne="http://schemas.microsoft.com/office/word/2006/wordml" xmlns:wps="http://schemas.microsoft.com/office/word/2010/wordprocessingShape" mc:Ignorable="w14 w15 w16se w16cid w16 w16cex w16sdtdh wp14">
+<w:endnotes xmlns:wpc="http://schemas.microsoft.com/office/word/2010/wordprocessingCanvas" xmlns:cx="http://schemas.microsoft.com/office/drawing/2014/chartex" xmlns:cx1="http://schemas.microsoft.com/office/drawing/2015/9/8/chartex" xmlns:cx2="http://schemas.microsoft.com/office/drawing/2015/10/21/chartex" xmlns:cx3="http://schemas.microsoft.com/office/drawing/2016/5/9/chartex" xmlns:cx4="http://schemas.microsoft.com/office/drawing/2016/5/10/chartex" xmlns:cx5="http://schemas.microsoft.com/office/drawing/2016/5/11/chartex" xmlns:cx6="http://schemas.microsoft.com/office/drawing/2016/5/12/chartex" xmlns:cx7="http://schemas.microsoft.com/office/drawing/2016/5/13/chartex" xmlns:cx8="http://schemas.microsoft.com/office/drawing/2016/5/14/chartex" xmlns:mc="http://schemas.openxmlformats.org/markup-compatibility/2006" xmlns:aink="http://schemas.microsoft.com/office/drawing/2016/ink" xmlns:am3d="http://schemas.microsoft.com/office/drawing/2017/model3d" xmlns:o="urn:schemas-microsoft-com:office:office" xmlns:r="http://schemas.openxmlformats.org/officeDocument/2006/relationships" xmlns:m="http://schemas.openxmlformats.org/officeDocument/2006/math" xmlns:v="urn:schemas-microsoft-com:vml" xmlns:wp14="http://schemas.microsoft.com/office/word/2010/wordprocessingDrawing" xmlns:wp="http://schemas.openxmlformats.org/drawingml/2006/wordprocessingDrawing" xmlns:w10="urn:schemas-microsoft-com:office:word" xmlns:w="http://schemas.openxmlformats.org/wordprocessingml/2006/main" xmlns:w14="http://schemas.microsoft.com/office/word/2010/wordml" xmlns:w15="http://schemas.microsoft.com/office/word/2012/wordml" xmlns:w16cex="http://schemas.microsoft.com/office/word/2018/wordml/cex" xmlns:w16cid="http://schemas.microsoft.com/office/word/2016/wordml/cid" xmlns:w16="http://schemas.microsoft.com/office/word/2018/wordml" xmlns:w16sdtdh="http://schemas.microsoft.com/office/word/2020/wordml/sdtdatahash" xmlns:w16se="http://schemas.microsoft.com/office/word/2015/wordml/symex" xmlns:wpg="http://schemas.microsoft.com/office/word/2010/wordprocessingGroup" xmlns:wpi="http://schemas.microsoft.com/office/word/2010/wordprocessingInk" xmlns:wne="http://schemas.microsoft.com/office/word/2006/wordml" xmlns:wps="http://schemas.microsoft.com/office/word/2010/wordprocessingShape" mc:Ignorable="w14 w15 w16se w16cid w16 w16cex w16sdtdh wp14">
   <w:endnote w:type="separator" w:id="-1">
     <w:p>
       <w:pPr>
@@ -2686,7 +2006,7 @@
 </file>
 
 <file path=word/footer1.xml><?xml version="1.0" encoding="utf-8"?>
-<w:ftr xmlns:wpc="http://schemas.microsoft.com/office/word/2010/wordprocessingCanvas" xmlns:cx="http://schemas.microsoft.com/office/drawing/2014/chartex" xmlns:cx1="http://schemas.microsoft.com/office/drawing/2015/9/8/chartex" xmlns:cx2="http://schemas.microsoft.com/office/drawing/2015/10/21/chartex" xmlns:cx3="http://schemas.microsoft.com/office/drawing/2016/5/9/chartex" xmlns:cx4="http://schemas.microsoft.com/office/drawing/2016/5/10/chartex" xmlns:cx5="http://schemas.microsoft.com/office/drawing/2016/5/11/chartex" xmlns:cx6="http://schemas.microsoft.com/office/drawing/2016/5/12/chartex" xmlns:cx7="http://schemas.microsoft.com/office/drawing/2016/5/13/chartex" xmlns:cx8="http://schemas.microsoft.com/office/drawing/2016/5/14/chartex" xmlns:mc="http://schemas.openxmlformats.org/markup-compatibility/2006" xmlns:aink="http://schemas.microsoft.com/office/drawing/2016/ink" xmlns:am3d="http://schemas.microsoft.com/office/drawing/2017/model3d" xmlns:o="urn:schemas-microsoft-com:office:office" xmlns:oel="http://schemas.microsoft.com/office/2019/extlst" xmlns:r="http://schemas.openxmlformats.org/officeDocument/2006/relationships" xmlns:m="http://schemas.openxmlformats.org/officeDocument/2006/math" xmlns:v="urn:schemas-microsoft-com:vml" xmlns:wp14="http://schemas.microsoft.com/office/word/2010/wordprocessingDrawing" xmlns:wp="http://schemas.openxmlformats.org/drawingml/2006/wordprocessingDrawing" xmlns:w10="urn:schemas-microsoft-com:office:word" xmlns:w="http://schemas.openxmlformats.org/wordprocessingml/2006/main" xmlns:w14="http://schemas.microsoft.com/office/word/2010/wordml" xmlns:w15="http://schemas.microsoft.com/office/word/2012/wordml" xmlns:w16cex="http://schemas.microsoft.com/office/word/2018/wordml/cex" xmlns:w16cid="http://schemas.microsoft.com/office/word/2016/wordml/cid" xmlns:w16="http://schemas.microsoft.com/office/word/2018/wordml" xmlns:w16du="http://schemas.microsoft.com/office/word/2023/wordml/word16du" xmlns:w16sdtdh="http://schemas.microsoft.com/office/word/2020/wordml/sdtdatahash" xmlns:w16se="http://schemas.microsoft.com/office/word/2015/wordml/symex" xmlns:wpg="http://schemas.microsoft.com/office/word/2010/wordprocessingGroup" xmlns:wpi="http://schemas.microsoft.com/office/word/2010/wordprocessingInk" xmlns:wne="http://schemas.microsoft.com/office/word/2006/wordml" xmlns:wps="http://schemas.microsoft.com/office/word/2010/wordprocessingShape" mc:Ignorable="w14 w15 w16se w16cid w16 w16cex w16sdtdh wp14">
+<w:ftr xmlns:wpc="http://schemas.microsoft.com/office/word/2010/wordprocessingCanvas" xmlns:cx="http://schemas.microsoft.com/office/drawing/2014/chartex" xmlns:cx1="http://schemas.microsoft.com/office/drawing/2015/9/8/chartex" xmlns:cx2="http://schemas.microsoft.com/office/drawing/2015/10/21/chartex" xmlns:cx3="http://schemas.microsoft.com/office/drawing/2016/5/9/chartex" xmlns:cx4="http://schemas.microsoft.com/office/drawing/2016/5/10/chartex" xmlns:cx5="http://schemas.microsoft.com/office/drawing/2016/5/11/chartex" xmlns:cx6="http://schemas.microsoft.com/office/drawing/2016/5/12/chartex" xmlns:cx7="http://schemas.microsoft.com/office/drawing/2016/5/13/chartex" xmlns:cx8="http://schemas.microsoft.com/office/drawing/2016/5/14/chartex" xmlns:mc="http://schemas.openxmlformats.org/markup-compatibility/2006" xmlns:aink="http://schemas.microsoft.com/office/drawing/2016/ink" xmlns:am3d="http://schemas.microsoft.com/office/drawing/2017/model3d" xmlns:o="urn:schemas-microsoft-com:office:office" xmlns:r="http://schemas.openxmlformats.org/officeDocument/2006/relationships" xmlns:m="http://schemas.openxmlformats.org/officeDocument/2006/math" xmlns:v="urn:schemas-microsoft-com:vml" xmlns:wp14="http://schemas.microsoft.com/office/word/2010/wordprocessingDrawing" xmlns:wp="http://schemas.openxmlformats.org/drawingml/2006/wordprocessingDrawing" xmlns:w10="urn:schemas-microsoft-com:office:word" xmlns:w="http://schemas.openxmlformats.org/wordprocessingml/2006/main" xmlns:w14="http://schemas.microsoft.com/office/word/2010/wordml" xmlns:w15="http://schemas.microsoft.com/office/word/2012/wordml" xmlns:w16cex="http://schemas.microsoft.com/office/word/2018/wordml/cex" xmlns:w16cid="http://schemas.microsoft.com/office/word/2016/wordml/cid" xmlns:w16="http://schemas.microsoft.com/office/word/2018/wordml" xmlns:w16sdtdh="http://schemas.microsoft.com/office/word/2020/wordml/sdtdatahash" xmlns:w16se="http://schemas.microsoft.com/office/word/2015/wordml/symex" xmlns:wpg="http://schemas.microsoft.com/office/word/2010/wordprocessingGroup" xmlns:wpi="http://schemas.microsoft.com/office/word/2010/wordprocessingInk" xmlns:wne="http://schemas.microsoft.com/office/word/2006/wordml" xmlns:wps="http://schemas.microsoft.com/office/word/2010/wordprocessingShape" mc:Ignorable="w14 w15 w16se w16cid w16 w16cex w16sdtdh wp14">
   <w:sdt>
     <w:sdtPr>
       <w:id w:val="1495451635"/>
@@ -2695,10 +2015,12 @@
         <w:docPartUnique/>
       </w:docPartObj>
     </w:sdtPr>
+    <w:sdtEndPr/>
     <w:sdtContent>
       <w:p>
         <w:pPr>
           <w:pStyle w:val="a6"/>
+          <w:ind w:right="-1"/>
           <w:jc w:val="right"/>
         </w:pPr>
         <w:r>
@@ -2731,13 +2053,14 @@
   <w:p>
     <w:pPr>
       <w:pStyle w:val="a6"/>
+      <w:ind w:right="-1"/>
     </w:pPr>
   </w:p>
 </w:ftr>
 </file>
 
 <file path=word/footnotes.xml><?xml version="1.0" encoding="utf-8"?>
-<w:footnotes xmlns:wpc="http://schemas.microsoft.com/office/word/2010/wordprocessingCanvas" xmlns:cx="http://schemas.microsoft.com/office/drawing/2014/chartex" xmlns:cx1="http://schemas.microsoft.com/office/drawing/2015/9/8/chartex" xmlns:cx2="http://schemas.microsoft.com/office/drawing/2015/10/21/chartex" xmlns:cx3="http://schemas.microsoft.com/office/drawing/2016/5/9/chartex" xmlns:cx4="http://schemas.microsoft.com/office/drawing/2016/5/10/chartex" xmlns:cx5="http://schemas.microsoft.com/office/drawing/2016/5/11/chartex" xmlns:cx6="http://schemas.microsoft.com/office/drawing/2016/5/12/chartex" xmlns:cx7="http://schemas.microsoft.com/office/drawing/2016/5/13/chartex" xmlns:cx8="http://schemas.microsoft.com/office/drawing/2016/5/14/chartex" xmlns:mc="http://schemas.openxmlformats.org/markup-compatibility/2006" xmlns:aink="http://schemas.microsoft.com/office/drawing/2016/ink" xmlns:am3d="http://schemas.microsoft.com/office/drawing/2017/model3d" xmlns:o="urn:schemas-microsoft-com:office:office" xmlns:oel="http://schemas.microsoft.com/office/2019/extlst" xmlns:r="http://schemas.openxmlformats.org/officeDocument/2006/relationships" xmlns:m="http://schemas.openxmlformats.org/officeDocument/2006/math" xmlns:v="urn:schemas-microsoft-com:vml" xmlns:wp14="http://schemas.microsoft.com/office/word/2010/wordprocessingDrawing" xmlns:wp="http://schemas.openxmlformats.org/drawingml/2006/wordprocessingDrawing" xmlns:w10="urn:schemas-microsoft-com:office:word" xmlns:w="http://schemas.openxmlformats.org/wordprocessingml/2006/main" xmlns:w14="http://schemas.microsoft.com/office/word/2010/wordml" xmlns:w15="http://schemas.microsoft.com/office/word/2012/wordml" xmlns:w16cex="http://schemas.microsoft.com/office/word/2018/wordml/cex" xmlns:w16cid="http://schemas.microsoft.com/office/word/2016/wordml/cid" xmlns:w16="http://schemas.microsoft.com/office/word/2018/wordml" xmlns:w16du="http://schemas.microsoft.com/office/word/2023/wordml/word16du" xmlns:w16sdtdh="http://schemas.microsoft.com/office/word/2020/wordml/sdtdatahash" xmlns:w16se="http://schemas.microsoft.com/office/word/2015/wordml/symex" xmlns:wpg="http://schemas.microsoft.com/office/word/2010/wordprocessingGroup" xmlns:wpi="http://schemas.microsoft.com/office/word/2010/wordprocessingInk" xmlns:wne="http://schemas.microsoft.com/office/word/2006/wordml" xmlns:wps="http://schemas.microsoft.com/office/word/2010/wordprocessingShape" mc:Ignorable="w14 w15 w16se w16cid w16 w16cex w16sdtdh wp14">
+<w:footnotes xmlns:wpc="http://schemas.microsoft.com/office/word/2010/wordprocessingCanvas" xmlns:cx="http://schemas.microsoft.com/office/drawing/2014/chartex" xmlns:cx1="http://schemas.microsoft.com/office/drawing/2015/9/8/chartex" xmlns:cx2="http://schemas.microsoft.com/office/drawing/2015/10/21/chartex" xmlns:cx3="http://schemas.microsoft.com/office/drawing/2016/5/9/chartex" xmlns:cx4="http://schemas.microsoft.com/office/drawing/2016/5/10/chartex" xmlns:cx5="http://schemas.microsoft.com/office/drawing/2016/5/11/chartex" xmlns:cx6="http://schemas.microsoft.com/office/drawing/2016/5/12/chartex" xmlns:cx7="http://schemas.microsoft.com/office/drawing/2016/5/13/chartex" xmlns:cx8="http://schemas.microsoft.com/office/drawing/2016/5/14/chartex" xmlns:mc="http://schemas.openxmlformats.org/markup-compatibility/2006" xmlns:aink="http://schemas.microsoft.com/office/drawing/2016/ink" xmlns:am3d="http://schemas.microsoft.com/office/drawing/2017/model3d" xmlns:o="urn:schemas-microsoft-com:office:office" xmlns:r="http://schemas.openxmlformats.org/officeDocument/2006/relationships" xmlns:m="http://schemas.openxmlformats.org/officeDocument/2006/math" xmlns:v="urn:schemas-microsoft-com:vml" xmlns:wp14="http://schemas.microsoft.com/office/word/2010/wordprocessingDrawing" xmlns:wp="http://schemas.openxmlformats.org/drawingml/2006/wordprocessingDrawing" xmlns:w10="urn:schemas-microsoft-com:office:word" xmlns:w="http://schemas.openxmlformats.org/wordprocessingml/2006/main" xmlns:w14="http://schemas.microsoft.com/office/word/2010/wordml" xmlns:w15="http://schemas.microsoft.com/office/word/2012/wordml" xmlns:w16cex="http://schemas.microsoft.com/office/word/2018/wordml/cex" xmlns:w16cid="http://schemas.microsoft.com/office/word/2016/wordml/cid" xmlns:w16="http://schemas.microsoft.com/office/word/2018/wordml" xmlns:w16sdtdh="http://schemas.microsoft.com/office/word/2020/wordml/sdtdatahash" xmlns:w16se="http://schemas.microsoft.com/office/word/2015/wordml/symex" xmlns:wpg="http://schemas.microsoft.com/office/word/2010/wordprocessingGroup" xmlns:wpi="http://schemas.microsoft.com/office/word/2010/wordprocessingInk" xmlns:wne="http://schemas.microsoft.com/office/word/2006/wordml" xmlns:wps="http://schemas.microsoft.com/office/word/2010/wordprocessingShape" mc:Ignorable="w14 w15 w16se w16cid w16 w16cex w16sdtdh wp14">
   <w:footnote w:type="separator" w:id="-1">
     <w:p>
       <w:pPr>
@@ -2762,7 +2085,7 @@
 </file>
 
 <file path=word/numbering.xml><?xml version="1.0" encoding="utf-8"?>
-<w:numbering xmlns:wpc="http://schemas.microsoft.com/office/word/2010/wordprocessingCanvas" xmlns:cx="http://schemas.microsoft.com/office/drawing/2014/chartex" xmlns:cx1="http://schemas.microsoft.com/office/drawing/2015/9/8/chartex" xmlns:cx2="http://schemas.microsoft.com/office/drawing/2015/10/21/chartex" xmlns:cx3="http://schemas.microsoft.com/office/drawing/2016/5/9/chartex" xmlns:cx4="http://schemas.microsoft.com/office/drawing/2016/5/10/chartex" xmlns:cx5="http://schemas.microsoft.com/office/drawing/2016/5/11/chartex" xmlns:cx6="http://schemas.microsoft.com/office/drawing/2016/5/12/chartex" xmlns:cx7="http://schemas.microsoft.com/office/drawing/2016/5/13/chartex" xmlns:cx8="http://schemas.microsoft.com/office/drawing/2016/5/14/chartex" xmlns:mc="http://schemas.openxmlformats.org/markup-compatibility/2006" xmlns:aink="http://schemas.microsoft.com/office/drawing/2016/ink" xmlns:am3d="http://schemas.microsoft.com/office/drawing/2017/model3d" xmlns:o="urn:schemas-microsoft-com:office:office" xmlns:oel="http://schemas.microsoft.com/office/2019/extlst" xmlns:r="http://schemas.openxmlformats.org/officeDocument/2006/relationships" xmlns:m="http://schemas.openxmlformats.org/officeDocument/2006/math" xmlns:v="urn:schemas-microsoft-com:vml" xmlns:wp14="http://schemas.microsoft.com/office/word/2010/wordprocessingDrawing" xmlns:wp="http://schemas.openxmlformats.org/drawingml/2006/wordprocessingDrawing" xmlns:w10="urn:schemas-microsoft-com:office:word" xmlns:w="http://schemas.openxmlformats.org/wordprocessingml/2006/main" xmlns:w14="http://schemas.microsoft.com/office/word/2010/wordml" xmlns:w15="http://schemas.microsoft.com/office/word/2012/wordml" xmlns:w16cex="http://schemas.microsoft.com/office/word/2018/wordml/cex" xmlns:w16cid="http://schemas.microsoft.com/office/word/2016/wordml/cid" xmlns:w16="http://schemas.microsoft.com/office/word/2018/wordml" xmlns:w16du="http://schemas.microsoft.com/office/word/2023/wordml/word16du" xmlns:w16sdtdh="http://schemas.microsoft.com/office/word/2020/wordml/sdtdatahash" xmlns:w16se="http://schemas.microsoft.com/office/word/2015/wordml/symex" xmlns:wpg="http://schemas.microsoft.com/office/word/2010/wordprocessingGroup" xmlns:wpi="http://schemas.microsoft.com/office/word/2010/wordprocessingInk" xmlns:wne="http://schemas.microsoft.com/office/word/2006/wordml" xmlns:wps="http://schemas.microsoft.com/office/word/2010/wordprocessingShape" mc:Ignorable="w14 w15 w16se w16cid w16 w16cex w16sdtdh wp14">
+<w:numbering xmlns:wpc="http://schemas.microsoft.com/office/word/2010/wordprocessingCanvas" xmlns:cx="http://schemas.microsoft.com/office/drawing/2014/chartex" xmlns:cx1="http://schemas.microsoft.com/office/drawing/2015/9/8/chartex" xmlns:cx2="http://schemas.microsoft.com/office/drawing/2015/10/21/chartex" xmlns:cx3="http://schemas.microsoft.com/office/drawing/2016/5/9/chartex" xmlns:cx4="http://schemas.microsoft.com/office/drawing/2016/5/10/chartex" xmlns:cx5="http://schemas.microsoft.com/office/drawing/2016/5/11/chartex" xmlns:cx6="http://schemas.microsoft.com/office/drawing/2016/5/12/chartex" xmlns:cx7="http://schemas.microsoft.com/office/drawing/2016/5/13/chartex" xmlns:cx8="http://schemas.microsoft.com/office/drawing/2016/5/14/chartex" xmlns:mc="http://schemas.openxmlformats.org/markup-compatibility/2006" xmlns:aink="http://schemas.microsoft.com/office/drawing/2016/ink" xmlns:am3d="http://schemas.microsoft.com/office/drawing/2017/model3d" xmlns:o="urn:schemas-microsoft-com:office:office" xmlns:r="http://schemas.openxmlformats.org/officeDocument/2006/relationships" xmlns:m="http://schemas.openxmlformats.org/officeDocument/2006/math" xmlns:v="urn:schemas-microsoft-com:vml" xmlns:wp14="http://schemas.microsoft.com/office/word/2010/wordprocessingDrawing" xmlns:wp="http://schemas.openxmlformats.org/drawingml/2006/wordprocessingDrawing" xmlns:w10="urn:schemas-microsoft-com:office:word" xmlns:w="http://schemas.openxmlformats.org/wordprocessingml/2006/main" xmlns:w14="http://schemas.microsoft.com/office/word/2010/wordml" xmlns:w15="http://schemas.microsoft.com/office/word/2012/wordml" xmlns:w16cex="http://schemas.microsoft.com/office/word/2018/wordml/cex" xmlns:w16cid="http://schemas.microsoft.com/office/word/2016/wordml/cid" xmlns:w16="http://schemas.microsoft.com/office/word/2018/wordml" xmlns:w16sdtdh="http://schemas.microsoft.com/office/word/2020/wordml/sdtdatahash" xmlns:w16se="http://schemas.microsoft.com/office/word/2015/wordml/symex" xmlns:wpg="http://schemas.microsoft.com/office/word/2010/wordprocessingGroup" xmlns:wpi="http://schemas.microsoft.com/office/word/2010/wordprocessingInk" xmlns:wne="http://schemas.microsoft.com/office/word/2006/wordml" xmlns:wps="http://schemas.microsoft.com/office/word/2010/wordprocessingShape" mc:Ignorable="w14 w15 w16se w16cid w16 w16cex w16sdtdh wp14">
   <w:abstractNum w:abstractNumId="0" w15:restartNumberingAfterBreak="0">
     <w:nsid w:val="FFFFFF89"/>
     <w:multiLevelType w:val="singleLevel"/>
@@ -3463,6 +2786,92 @@
     </w:lvl>
   </w:abstractNum>
   <w:abstractNum w:abstractNumId="7" w15:restartNumberingAfterBreak="0">
+    <w:nsid w:val="120A3A3E"/>
+    <w:multiLevelType w:val="hybridMultilevel"/>
+    <w:tmpl w:val="552616C6"/>
+    <w:lvl w:ilvl="0" w:tplc="0409000F">
+      <w:start w:val="1"/>
+      <w:numFmt w:val="decimal"/>
+      <w:lvlText w:val="%1."/>
+      <w:lvlJc w:val="left"/>
+      <w:pPr>
+        <w:ind w:left="480" w:hanging="480"/>
+      </w:pPr>
+    </w:lvl>
+    <w:lvl w:ilvl="1" w:tplc="04090019" w:tentative="1">
+      <w:start w:val="1"/>
+      <w:numFmt w:val="ideographTraditional"/>
+      <w:lvlText w:val="%2、"/>
+      <w:lvlJc w:val="left"/>
+      <w:pPr>
+        <w:ind w:left="960" w:hanging="480"/>
+      </w:pPr>
+    </w:lvl>
+    <w:lvl w:ilvl="2" w:tplc="0409001B" w:tentative="1">
+      <w:start w:val="1"/>
+      <w:numFmt w:val="lowerRoman"/>
+      <w:lvlText w:val="%3."/>
+      <w:lvlJc w:val="right"/>
+      <w:pPr>
+        <w:ind w:left="1440" w:hanging="480"/>
+      </w:pPr>
+    </w:lvl>
+    <w:lvl w:ilvl="3" w:tplc="0409000F" w:tentative="1">
+      <w:start w:val="1"/>
+      <w:numFmt w:val="decimal"/>
+      <w:lvlText w:val="%4."/>
+      <w:lvlJc w:val="left"/>
+      <w:pPr>
+        <w:ind w:left="1920" w:hanging="480"/>
+      </w:pPr>
+    </w:lvl>
+    <w:lvl w:ilvl="4" w:tplc="04090019" w:tentative="1">
+      <w:start w:val="1"/>
+      <w:numFmt w:val="ideographTraditional"/>
+      <w:lvlText w:val="%5、"/>
+      <w:lvlJc w:val="left"/>
+      <w:pPr>
+        <w:ind w:left="2400" w:hanging="480"/>
+      </w:pPr>
+    </w:lvl>
+    <w:lvl w:ilvl="5" w:tplc="0409001B" w:tentative="1">
+      <w:start w:val="1"/>
+      <w:numFmt w:val="lowerRoman"/>
+      <w:lvlText w:val="%6."/>
+      <w:lvlJc w:val="right"/>
+      <w:pPr>
+        <w:ind w:left="2880" w:hanging="480"/>
+      </w:pPr>
+    </w:lvl>
+    <w:lvl w:ilvl="6" w:tplc="0409000F" w:tentative="1">
+      <w:start w:val="1"/>
+      <w:numFmt w:val="decimal"/>
+      <w:lvlText w:val="%7."/>
+      <w:lvlJc w:val="left"/>
+      <w:pPr>
+        <w:ind w:left="3360" w:hanging="480"/>
+      </w:pPr>
+    </w:lvl>
+    <w:lvl w:ilvl="7" w:tplc="04090019" w:tentative="1">
+      <w:start w:val="1"/>
+      <w:numFmt w:val="ideographTraditional"/>
+      <w:lvlText w:val="%8、"/>
+      <w:lvlJc w:val="left"/>
+      <w:pPr>
+        <w:ind w:left="3840" w:hanging="480"/>
+      </w:pPr>
+    </w:lvl>
+    <w:lvl w:ilvl="8" w:tplc="0409001B" w:tentative="1">
+      <w:start w:val="1"/>
+      <w:numFmt w:val="lowerRoman"/>
+      <w:lvlText w:val="%9."/>
+      <w:lvlJc w:val="right"/>
+      <w:pPr>
+        <w:ind w:left="4320" w:hanging="480"/>
+      </w:pPr>
+    </w:lvl>
+  </w:abstractNum>
+  <w:abstractNum w:abstractNumId="8" w15:restartNumberingAfterBreak="0">
     <w:nsid w:val="151C0585"/>
     <w:multiLevelType w:val="hybridMultilevel"/>
     <w:tmpl w:val="E96A115C"/>
@@ -3575,7 +2984,7 @@
       </w:rPr>
     </w:lvl>
   </w:abstractNum>
-  <w:abstractNum w:abstractNumId="8" w15:restartNumberingAfterBreak="0">
+  <w:abstractNum w:abstractNumId="9" w15:restartNumberingAfterBreak="0">
     <w:nsid w:val="19D404F6"/>
     <w:multiLevelType w:val="hybridMultilevel"/>
     <w:tmpl w:val="021A177E"/>
@@ -3688,7 +3097,7 @@
       </w:rPr>
     </w:lvl>
   </w:abstractNum>
-  <w:abstractNum w:abstractNumId="9" w15:restartNumberingAfterBreak="0">
+  <w:abstractNum w:abstractNumId="10" w15:restartNumberingAfterBreak="0">
     <w:nsid w:val="21630660"/>
     <w:multiLevelType w:val="hybridMultilevel"/>
     <w:tmpl w:val="2D90494C"/>
@@ -3801,7 +3210,7 @@
       </w:rPr>
     </w:lvl>
   </w:abstractNum>
-  <w:abstractNum w:abstractNumId="10" w15:restartNumberingAfterBreak="0">
+  <w:abstractNum w:abstractNumId="11" w15:restartNumberingAfterBreak="0">
     <w:nsid w:val="21A9086C"/>
     <w:multiLevelType w:val="hybridMultilevel"/>
     <w:tmpl w:val="A014B2A4"/>
@@ -3914,7 +3323,7 @@
       </w:rPr>
     </w:lvl>
   </w:abstractNum>
-  <w:abstractNum w:abstractNumId="11" w15:restartNumberingAfterBreak="0">
+  <w:abstractNum w:abstractNumId="12" w15:restartNumberingAfterBreak="0">
     <w:nsid w:val="22321BDD"/>
     <w:multiLevelType w:val="hybridMultilevel"/>
     <w:tmpl w:val="4ABA38D8"/>
@@ -4027,7 +3436,7 @@
       </w:rPr>
     </w:lvl>
   </w:abstractNum>
-  <w:abstractNum w:abstractNumId="12" w15:restartNumberingAfterBreak="0">
+  <w:abstractNum w:abstractNumId="13" w15:restartNumberingAfterBreak="0">
     <w:nsid w:val="233740AE"/>
     <w:multiLevelType w:val="hybridMultilevel"/>
     <w:tmpl w:val="3C46B268"/>
@@ -4140,7 +3549,7 @@
       </w:rPr>
     </w:lvl>
   </w:abstractNum>
-  <w:abstractNum w:abstractNumId="13" w15:restartNumberingAfterBreak="0">
+  <w:abstractNum w:abstractNumId="14" w15:restartNumberingAfterBreak="0">
     <w:nsid w:val="25944C6B"/>
     <w:multiLevelType w:val="hybridMultilevel"/>
     <w:tmpl w:val="3A60E8FC"/>
@@ -4253,7 +3662,7 @@
       </w:rPr>
     </w:lvl>
   </w:abstractNum>
-  <w:abstractNum w:abstractNumId="14" w15:restartNumberingAfterBreak="0">
+  <w:abstractNum w:abstractNumId="15" w15:restartNumberingAfterBreak="0">
     <w:nsid w:val="274C551B"/>
     <w:multiLevelType w:val="hybridMultilevel"/>
     <w:tmpl w:val="23F4AF0E"/>
@@ -4366,7 +3775,7 @@
       </w:rPr>
     </w:lvl>
   </w:abstractNum>
-  <w:abstractNum w:abstractNumId="15" w15:restartNumberingAfterBreak="0">
+  <w:abstractNum w:abstractNumId="16" w15:restartNumberingAfterBreak="0">
     <w:nsid w:val="29817087"/>
     <w:multiLevelType w:val="hybridMultilevel"/>
     <w:tmpl w:val="2526A726"/>
@@ -4479,7 +3888,7 @@
       </w:rPr>
     </w:lvl>
   </w:abstractNum>
-  <w:abstractNum w:abstractNumId="16" w15:restartNumberingAfterBreak="0">
+  <w:abstractNum w:abstractNumId="17" w15:restartNumberingAfterBreak="0">
     <w:nsid w:val="2D677DAE"/>
     <w:multiLevelType w:val="hybridMultilevel"/>
     <w:tmpl w:val="8620166A"/>
@@ -4592,7 +4001,7 @@
       </w:rPr>
     </w:lvl>
   </w:abstractNum>
-  <w:abstractNum w:abstractNumId="17" w15:restartNumberingAfterBreak="0">
+  <w:abstractNum w:abstractNumId="18" w15:restartNumberingAfterBreak="0">
     <w:nsid w:val="2E6631C0"/>
     <w:multiLevelType w:val="hybridMultilevel"/>
     <w:tmpl w:val="EA7419CE"/>
@@ -4678,7 +4087,7 @@
       </w:pPr>
     </w:lvl>
   </w:abstractNum>
-  <w:abstractNum w:abstractNumId="18" w15:restartNumberingAfterBreak="0">
+  <w:abstractNum w:abstractNumId="19" w15:restartNumberingAfterBreak="0">
     <w:nsid w:val="2EB7569B"/>
     <w:multiLevelType w:val="hybridMultilevel"/>
     <w:tmpl w:val="33DAC254"/>
@@ -4791,7 +4200,7 @@
       </w:rPr>
     </w:lvl>
   </w:abstractNum>
-  <w:abstractNum w:abstractNumId="19" w15:restartNumberingAfterBreak="0">
+  <w:abstractNum w:abstractNumId="20" w15:restartNumberingAfterBreak="0">
     <w:nsid w:val="30586C2E"/>
     <w:multiLevelType w:val="hybridMultilevel"/>
     <w:tmpl w:val="F9D055B0"/>
@@ -4904,7 +4313,7 @@
       </w:rPr>
     </w:lvl>
   </w:abstractNum>
-  <w:abstractNum w:abstractNumId="20" w15:restartNumberingAfterBreak="0">
+  <w:abstractNum w:abstractNumId="21" w15:restartNumberingAfterBreak="0">
     <w:nsid w:val="315F3716"/>
     <w:multiLevelType w:val="hybridMultilevel"/>
     <w:tmpl w:val="1742A0F6"/>
@@ -5017,7 +4426,7 @@
       </w:rPr>
     </w:lvl>
   </w:abstractNum>
-  <w:abstractNum w:abstractNumId="21" w15:restartNumberingAfterBreak="0">
+  <w:abstractNum w:abstractNumId="22" w15:restartNumberingAfterBreak="0">
     <w:nsid w:val="38CC356B"/>
     <w:multiLevelType w:val="hybridMultilevel"/>
     <w:tmpl w:val="958220F4"/>
@@ -5130,7 +4539,7 @@
       </w:rPr>
     </w:lvl>
   </w:abstractNum>
-  <w:abstractNum w:abstractNumId="22" w15:restartNumberingAfterBreak="0">
+  <w:abstractNum w:abstractNumId="23" w15:restartNumberingAfterBreak="0">
     <w:nsid w:val="39110B95"/>
     <w:multiLevelType w:val="hybridMultilevel"/>
     <w:tmpl w:val="A6BE5368"/>
@@ -5243,7 +4652,7 @@
       </w:rPr>
     </w:lvl>
   </w:abstractNum>
-  <w:abstractNum w:abstractNumId="23" w15:restartNumberingAfterBreak="0">
+  <w:abstractNum w:abstractNumId="24" w15:restartNumberingAfterBreak="0">
     <w:nsid w:val="3C5135DB"/>
     <w:multiLevelType w:val="hybridMultilevel"/>
     <w:tmpl w:val="849E247C"/>
@@ -5356,7 +4765,7 @@
       </w:rPr>
     </w:lvl>
   </w:abstractNum>
-  <w:abstractNum w:abstractNumId="24" w15:restartNumberingAfterBreak="0">
+  <w:abstractNum w:abstractNumId="25" w15:restartNumberingAfterBreak="0">
     <w:nsid w:val="467B187D"/>
     <w:multiLevelType w:val="hybridMultilevel"/>
     <w:tmpl w:val="7034F932"/>
@@ -5469,7 +4878,7 @@
       </w:rPr>
     </w:lvl>
   </w:abstractNum>
-  <w:abstractNum w:abstractNumId="25" w15:restartNumberingAfterBreak="0">
+  <w:abstractNum w:abstractNumId="26" w15:restartNumberingAfterBreak="0">
     <w:nsid w:val="4BA67310"/>
     <w:multiLevelType w:val="hybridMultilevel"/>
     <w:tmpl w:val="FCBC3C02"/>
@@ -5582,7 +4991,7 @@
       </w:rPr>
     </w:lvl>
   </w:abstractNum>
-  <w:abstractNum w:abstractNumId="26" w15:restartNumberingAfterBreak="0">
+  <w:abstractNum w:abstractNumId="27" w15:restartNumberingAfterBreak="0">
     <w:nsid w:val="4D8D6A24"/>
     <w:multiLevelType w:val="hybridMultilevel"/>
     <w:tmpl w:val="97E24AC2"/>
@@ -5671,7 +5080,7 @@
       </w:pPr>
     </w:lvl>
   </w:abstractNum>
-  <w:abstractNum w:abstractNumId="27" w15:restartNumberingAfterBreak="0">
+  <w:abstractNum w:abstractNumId="28" w15:restartNumberingAfterBreak="0">
     <w:nsid w:val="4F343E1C"/>
     <w:multiLevelType w:val="hybridMultilevel"/>
     <w:tmpl w:val="FB603010"/>
@@ -5784,7 +5193,7 @@
       </w:rPr>
     </w:lvl>
   </w:abstractNum>
-  <w:abstractNum w:abstractNumId="28" w15:restartNumberingAfterBreak="0">
+  <w:abstractNum w:abstractNumId="29" w15:restartNumberingAfterBreak="0">
     <w:nsid w:val="553933A8"/>
     <w:multiLevelType w:val="hybridMultilevel"/>
     <w:tmpl w:val="A054398A"/>
@@ -5897,7 +5306,7 @@
       </w:rPr>
     </w:lvl>
   </w:abstractNum>
-  <w:abstractNum w:abstractNumId="29" w15:restartNumberingAfterBreak="0">
+  <w:abstractNum w:abstractNumId="30" w15:restartNumberingAfterBreak="0">
     <w:nsid w:val="55DD4E5B"/>
     <w:multiLevelType w:val="hybridMultilevel"/>
     <w:tmpl w:val="6E7AB3EA"/>
@@ -5983,7 +5392,7 @@
       </w:pPr>
     </w:lvl>
   </w:abstractNum>
-  <w:abstractNum w:abstractNumId="30" w15:restartNumberingAfterBreak="0">
+  <w:abstractNum w:abstractNumId="31" w15:restartNumberingAfterBreak="0">
     <w:nsid w:val="569E22F8"/>
     <w:multiLevelType w:val="hybridMultilevel"/>
     <w:tmpl w:val="917E37E4"/>
@@ -6096,7 +5505,7 @@
       </w:rPr>
     </w:lvl>
   </w:abstractNum>
-  <w:abstractNum w:abstractNumId="31" w15:restartNumberingAfterBreak="0">
+  <w:abstractNum w:abstractNumId="32" w15:restartNumberingAfterBreak="0">
     <w:nsid w:val="57AF2174"/>
     <w:multiLevelType w:val="hybridMultilevel"/>
     <w:tmpl w:val="1D3E31B4"/>
@@ -6209,7 +5618,7 @@
       </w:rPr>
     </w:lvl>
   </w:abstractNum>
-  <w:abstractNum w:abstractNumId="32" w15:restartNumberingAfterBreak="0">
+  <w:abstractNum w:abstractNumId="33" w15:restartNumberingAfterBreak="0">
     <w:nsid w:val="59C363C0"/>
     <w:multiLevelType w:val="hybridMultilevel"/>
     <w:tmpl w:val="17E65302"/>
@@ -6322,7 +5731,7 @@
       </w:rPr>
     </w:lvl>
   </w:abstractNum>
-  <w:abstractNum w:abstractNumId="33" w15:restartNumberingAfterBreak="0">
+  <w:abstractNum w:abstractNumId="34" w15:restartNumberingAfterBreak="0">
     <w:nsid w:val="5AB76637"/>
     <w:multiLevelType w:val="hybridMultilevel"/>
     <w:tmpl w:val="568255B4"/>
@@ -6435,7 +5844,7 @@
       </w:rPr>
     </w:lvl>
   </w:abstractNum>
-  <w:abstractNum w:abstractNumId="34" w15:restartNumberingAfterBreak="0">
+  <w:abstractNum w:abstractNumId="35" w15:restartNumberingAfterBreak="0">
     <w:nsid w:val="5C771A4D"/>
     <w:multiLevelType w:val="hybridMultilevel"/>
     <w:tmpl w:val="4C56DFD2"/>
@@ -6548,7 +5957,7 @@
       </w:rPr>
     </w:lvl>
   </w:abstractNum>
-  <w:abstractNum w:abstractNumId="35" w15:restartNumberingAfterBreak="0">
+  <w:abstractNum w:abstractNumId="36" w15:restartNumberingAfterBreak="0">
     <w:nsid w:val="5E1066FC"/>
     <w:multiLevelType w:val="hybridMultilevel"/>
     <w:tmpl w:val="52CAA866"/>
@@ -6661,7 +6070,7 @@
       </w:rPr>
     </w:lvl>
   </w:abstractNum>
-  <w:abstractNum w:abstractNumId="36" w15:restartNumberingAfterBreak="0">
+  <w:abstractNum w:abstractNumId="37" w15:restartNumberingAfterBreak="0">
     <w:nsid w:val="658A1A54"/>
     <w:multiLevelType w:val="hybridMultilevel"/>
     <w:tmpl w:val="82D83C34"/>
@@ -6774,7 +6183,7 @@
       </w:rPr>
     </w:lvl>
   </w:abstractNum>
-  <w:abstractNum w:abstractNumId="37" w15:restartNumberingAfterBreak="0">
+  <w:abstractNum w:abstractNumId="38" w15:restartNumberingAfterBreak="0">
     <w:nsid w:val="67D0688D"/>
     <w:multiLevelType w:val="hybridMultilevel"/>
     <w:tmpl w:val="5D48ECD6"/>
@@ -6860,7 +6269,7 @@
       </w:pPr>
     </w:lvl>
   </w:abstractNum>
-  <w:abstractNum w:abstractNumId="38" w15:restartNumberingAfterBreak="0">
+  <w:abstractNum w:abstractNumId="39" w15:restartNumberingAfterBreak="0">
     <w:nsid w:val="681F452D"/>
     <w:multiLevelType w:val="hybridMultilevel"/>
     <w:tmpl w:val="1BFCF5FC"/>
@@ -6973,7 +6382,7 @@
       </w:rPr>
     </w:lvl>
   </w:abstractNum>
-  <w:abstractNum w:abstractNumId="39" w15:restartNumberingAfterBreak="0">
+  <w:abstractNum w:abstractNumId="40" w15:restartNumberingAfterBreak="0">
     <w:nsid w:val="69C445E2"/>
     <w:multiLevelType w:val="hybridMultilevel"/>
     <w:tmpl w:val="712C46F2"/>
@@ -7086,7 +6495,7 @@
       </w:rPr>
     </w:lvl>
   </w:abstractNum>
-  <w:abstractNum w:abstractNumId="40" w15:restartNumberingAfterBreak="0">
+  <w:abstractNum w:abstractNumId="41" w15:restartNumberingAfterBreak="0">
     <w:nsid w:val="69CC0084"/>
     <w:multiLevelType w:val="hybridMultilevel"/>
     <w:tmpl w:val="FAE49F3A"/>
@@ -7172,7 +6581,7 @@
       </w:pPr>
     </w:lvl>
   </w:abstractNum>
-  <w:abstractNum w:abstractNumId="41" w15:restartNumberingAfterBreak="0">
+  <w:abstractNum w:abstractNumId="42" w15:restartNumberingAfterBreak="0">
     <w:nsid w:val="70F251ED"/>
     <w:multiLevelType w:val="hybridMultilevel"/>
     <w:tmpl w:val="0D26BE2C"/>
@@ -7285,7 +6694,7 @@
       </w:rPr>
     </w:lvl>
   </w:abstractNum>
-  <w:abstractNum w:abstractNumId="42" w15:restartNumberingAfterBreak="0">
+  <w:abstractNum w:abstractNumId="43" w15:restartNumberingAfterBreak="0">
     <w:nsid w:val="734871CE"/>
     <w:multiLevelType w:val="hybridMultilevel"/>
     <w:tmpl w:val="6938F8C8"/>
@@ -7398,7 +6807,7 @@
       </w:rPr>
     </w:lvl>
   </w:abstractNum>
-  <w:abstractNum w:abstractNumId="43" w15:restartNumberingAfterBreak="0">
+  <w:abstractNum w:abstractNumId="44" w15:restartNumberingAfterBreak="0">
     <w:nsid w:val="7C56517C"/>
     <w:multiLevelType w:val="hybridMultilevel"/>
     <w:tmpl w:val="7930A3FE"/>
@@ -7511,137 +6920,140 @@
       </w:rPr>
     </w:lvl>
   </w:abstractNum>
-  <w:num w:numId="1" w16cid:durableId="686373705">
+  <w:num w:numId="1">
+    <w:abstractNumId w:val="27"/>
+  </w:num>
+  <w:num w:numId="2">
+    <w:abstractNumId w:val="23"/>
+  </w:num>
+  <w:num w:numId="3">
+    <w:abstractNumId w:val="29"/>
+  </w:num>
+  <w:num w:numId="4">
+    <w:abstractNumId w:val="11"/>
+  </w:num>
+  <w:num w:numId="5">
+    <w:abstractNumId w:val="14"/>
+  </w:num>
+  <w:num w:numId="6">
+    <w:abstractNumId w:val="33"/>
+  </w:num>
+  <w:num w:numId="7">
+    <w:abstractNumId w:val="19"/>
+  </w:num>
+  <w:num w:numId="8">
+    <w:abstractNumId w:val="17"/>
+  </w:num>
+  <w:num w:numId="9">
+    <w:abstractNumId w:val="42"/>
+  </w:num>
+  <w:num w:numId="10">
+    <w:abstractNumId w:val="6"/>
+  </w:num>
+  <w:num w:numId="11">
+    <w:abstractNumId w:val="34"/>
+  </w:num>
+  <w:num w:numId="12">
+    <w:abstractNumId w:val="3"/>
+  </w:num>
+  <w:num w:numId="13">
+    <w:abstractNumId w:val="21"/>
+  </w:num>
+  <w:num w:numId="14">
     <w:abstractNumId w:val="26"/>
   </w:num>
-  <w:num w:numId="2" w16cid:durableId="1495141480">
+  <w:num w:numId="15">
+    <w:abstractNumId w:val="20"/>
+  </w:num>
+  <w:num w:numId="16">
+    <w:abstractNumId w:val="36"/>
+  </w:num>
+  <w:num w:numId="17">
+    <w:abstractNumId w:val="5"/>
+  </w:num>
+  <w:num w:numId="18">
+    <w:abstractNumId w:val="18"/>
+  </w:num>
+  <w:num w:numId="19">
+    <w:abstractNumId w:val="31"/>
+  </w:num>
+  <w:num w:numId="20">
+    <w:abstractNumId w:val="4"/>
+  </w:num>
+  <w:num w:numId="21">
+    <w:abstractNumId w:val="2"/>
+  </w:num>
+  <w:num w:numId="22">
+    <w:abstractNumId w:val="15"/>
+  </w:num>
+  <w:num w:numId="23">
+    <w:abstractNumId w:val="9"/>
+  </w:num>
+  <w:num w:numId="24">
+    <w:abstractNumId w:val="16"/>
+  </w:num>
+  <w:num w:numId="25">
+    <w:abstractNumId w:val="35"/>
+  </w:num>
+  <w:num w:numId="26">
+    <w:abstractNumId w:val="43"/>
+  </w:num>
+  <w:num w:numId="27">
+    <w:abstractNumId w:val="1"/>
+  </w:num>
+  <w:num w:numId="28">
+    <w:abstractNumId w:val="37"/>
+  </w:num>
+  <w:num w:numId="29">
+    <w:abstractNumId w:val="8"/>
+  </w:num>
+  <w:num w:numId="30">
+    <w:abstractNumId w:val="41"/>
+  </w:num>
+  <w:num w:numId="31">
+    <w:abstractNumId w:val="38"/>
+  </w:num>
+  <w:num w:numId="32">
+    <w:abstractNumId w:val="44"/>
+  </w:num>
+  <w:num w:numId="33">
+    <w:abstractNumId w:val="0"/>
+  </w:num>
+  <w:num w:numId="34">
+    <w:abstractNumId w:val="24"/>
+  </w:num>
+  <w:num w:numId="35">
+    <w:abstractNumId w:val="40"/>
+  </w:num>
+  <w:num w:numId="36">
+    <w:abstractNumId w:val="25"/>
+  </w:num>
+  <w:num w:numId="37">
+    <w:abstractNumId w:val="30"/>
+  </w:num>
+  <w:num w:numId="38">
+    <w:abstractNumId w:val="13"/>
+  </w:num>
+  <w:num w:numId="39">
     <w:abstractNumId w:val="22"/>
   </w:num>
-  <w:num w:numId="3" w16cid:durableId="1343123893">
+  <w:num w:numId="40">
     <w:abstractNumId w:val="28"/>
   </w:num>
-  <w:num w:numId="4" w16cid:durableId="1453480531">
+  <w:num w:numId="41">
+    <w:abstractNumId w:val="39"/>
+  </w:num>
+  <w:num w:numId="42">
+    <w:abstractNumId w:val="32"/>
+  </w:num>
+  <w:num w:numId="43">
     <w:abstractNumId w:val="10"/>
   </w:num>
-  <w:num w:numId="5" w16cid:durableId="393702517">
-    <w:abstractNumId w:val="13"/>
-  </w:num>
-  <w:num w:numId="6" w16cid:durableId="1824274128">
-    <w:abstractNumId w:val="32"/>
-  </w:num>
-  <w:num w:numId="7" w16cid:durableId="2084060788">
-    <w:abstractNumId w:val="18"/>
-  </w:num>
-  <w:num w:numId="8" w16cid:durableId="174880799">
-    <w:abstractNumId w:val="16"/>
-  </w:num>
-  <w:num w:numId="9" w16cid:durableId="1855605882">
-    <w:abstractNumId w:val="41"/>
-  </w:num>
-  <w:num w:numId="10" w16cid:durableId="1272468884">
-    <w:abstractNumId w:val="6"/>
-  </w:num>
-  <w:num w:numId="11" w16cid:durableId="401831412">
-    <w:abstractNumId w:val="33"/>
-  </w:num>
-  <w:num w:numId="12" w16cid:durableId="2132162694">
-    <w:abstractNumId w:val="3"/>
-  </w:num>
-  <w:num w:numId="13" w16cid:durableId="684599643">
-    <w:abstractNumId w:val="20"/>
-  </w:num>
-  <w:num w:numId="14" w16cid:durableId="123471082">
-    <w:abstractNumId w:val="25"/>
-  </w:num>
-  <w:num w:numId="15" w16cid:durableId="2034073056">
-    <w:abstractNumId w:val="19"/>
-  </w:num>
-  <w:num w:numId="16" w16cid:durableId="1532573668">
-    <w:abstractNumId w:val="35"/>
-  </w:num>
-  <w:num w:numId="17" w16cid:durableId="2001078328">
-    <w:abstractNumId w:val="5"/>
-  </w:num>
-  <w:num w:numId="18" w16cid:durableId="903954159">
-    <w:abstractNumId w:val="17"/>
-  </w:num>
-  <w:num w:numId="19" w16cid:durableId="198402527">
-    <w:abstractNumId w:val="30"/>
-  </w:num>
-  <w:num w:numId="20" w16cid:durableId="936476327">
-    <w:abstractNumId w:val="4"/>
-  </w:num>
-  <w:num w:numId="21" w16cid:durableId="37121373">
-    <w:abstractNumId w:val="2"/>
-  </w:num>
-  <w:num w:numId="22" w16cid:durableId="1516073181">
-    <w:abstractNumId w:val="14"/>
-  </w:num>
-  <w:num w:numId="23" w16cid:durableId="2020308889">
-    <w:abstractNumId w:val="8"/>
-  </w:num>
-  <w:num w:numId="24" w16cid:durableId="287593058">
-    <w:abstractNumId w:val="15"/>
-  </w:num>
-  <w:num w:numId="25" w16cid:durableId="797256841">
-    <w:abstractNumId w:val="34"/>
-  </w:num>
-  <w:num w:numId="26" w16cid:durableId="186716508">
-    <w:abstractNumId w:val="42"/>
-  </w:num>
-  <w:num w:numId="27" w16cid:durableId="525558258">
-    <w:abstractNumId w:val="1"/>
-  </w:num>
-  <w:num w:numId="28" w16cid:durableId="89351131">
-    <w:abstractNumId w:val="36"/>
-  </w:num>
-  <w:num w:numId="29" w16cid:durableId="1106384624">
-    <w:abstractNumId w:val="7"/>
-  </w:num>
-  <w:num w:numId="30" w16cid:durableId="2110999995">
-    <w:abstractNumId w:val="40"/>
-  </w:num>
-  <w:num w:numId="31" w16cid:durableId="1409688721">
-    <w:abstractNumId w:val="37"/>
-  </w:num>
-  <w:num w:numId="32" w16cid:durableId="552082528">
-    <w:abstractNumId w:val="43"/>
-  </w:num>
-  <w:num w:numId="33" w16cid:durableId="1628586001">
-    <w:abstractNumId w:val="0"/>
-  </w:num>
-  <w:num w:numId="34" w16cid:durableId="752091579">
-    <w:abstractNumId w:val="23"/>
-  </w:num>
-  <w:num w:numId="35" w16cid:durableId="1550188914">
-    <w:abstractNumId w:val="39"/>
-  </w:num>
-  <w:num w:numId="36" w16cid:durableId="1872571144">
-    <w:abstractNumId w:val="24"/>
-  </w:num>
-  <w:num w:numId="37" w16cid:durableId="2143300809">
-    <w:abstractNumId w:val="29"/>
-  </w:num>
-  <w:num w:numId="38" w16cid:durableId="931281794">
+  <w:num w:numId="44">
     <w:abstractNumId w:val="12"/>
   </w:num>
-  <w:num w:numId="39" w16cid:durableId="1387489717">
-    <w:abstractNumId w:val="21"/>
-  </w:num>
-  <w:num w:numId="40" w16cid:durableId="1726250498">
-    <w:abstractNumId w:val="27"/>
-  </w:num>
-  <w:num w:numId="41" w16cid:durableId="989672786">
-    <w:abstractNumId w:val="38"/>
-  </w:num>
-  <w:num w:numId="42" w16cid:durableId="1465076591">
-    <w:abstractNumId w:val="31"/>
-  </w:num>
-  <w:num w:numId="43" w16cid:durableId="931864441">
-    <w:abstractNumId w:val="9"/>
-  </w:num>
-  <w:num w:numId="44" w16cid:durableId="1460413240">
-    <w:abstractNumId w:val="11"/>
+  <w:num w:numId="45">
+    <w:abstractNumId w:val="7"/>
   </w:num>
   <w:numIdMacAtCleanup w:val="7"/>
 </w:numbering>
